--- a/docs/Falcon OCR - User Manual.docx
+++ b/docs/Falcon OCR - User Manual.docx
@@ -289,7 +289,7 @@
                 <w:sz w:val="20"/>
                 <w:szCs w:val="20"/>
               </w:rPr>
-              <w:t>1.1</w:t>
+              <w:t>1.2</w:t>
             </w:r>
           </w:p>
         </w:tc>
@@ -1267,6 +1267,172 @@
           </w:p>
         </w:tc>
       </w:tr>
+      <w:tr>
+        <w:trPr>
+          <w:cantSplit/>
+        </w:trPr>
+        <w:tc>
+          <w:tcPr>
+            <w:tcW w:w="0" w:type="auto"/>
+            <w:tcBorders>
+              <w:top w:val="single" w:sz="6" w:space="0" w:color="C9D3CF"/>
+              <w:left w:val="single" w:sz="6" w:space="0" w:color="C9D3CF"/>
+              <w:bottom w:val="single" w:sz="6" w:space="0" w:color="C9D3CF"/>
+              <w:right w:val="single" w:sz="6" w:space="0" w:color="C9D3CF"/>
+            </w:tcBorders>
+            <w:tcMar>
+              <w:top w:w="60" w:type="dxa"/>
+              <w:left w:w="100" w:type="dxa"/>
+              <w:bottom w:w="60" w:type="dxa"/>
+              <w:right w:w="100" w:type="dxa"/>
+            </w:tcMar>
+            <w:hideMark/>
+          </w:tcPr>
+          <w:p>
+            <w:pPr>
+              <w:spacing w:before="80" w:after="160"/>
+              <w:rPr>
+                <w:rFonts w:ascii="Calibri" w:eastAsia="Times New Roman" w:hAnsi="Calibri" w:cs="Calibri"/>
+                <w:color w:val="1F2937"/>
+                <w:sz w:val="20"/>
+                <w:szCs w:val="20"/>
+              </w:rPr>
+            </w:pPr>
+            <w:r>
+              <w:rPr>
+                <w:rFonts w:ascii="Calibri" w:eastAsia="Times New Roman" w:hAnsi="Calibri" w:cs="Calibri"/>
+                <w:color w:val="1F2937"/>
+                <w:sz w:val="20"/>
+                <w:szCs w:val="20"/>
+              </w:rPr>
+              <w:t>1.2</w:t>
+            </w:r>
+          </w:p>
+        </w:tc>
+        <w:tc>
+          <w:tcPr>
+            <w:tcW w:w="0" w:type="auto"/>
+            <w:tcBorders>
+              <w:top w:val="single" w:sz="6" w:space="0" w:color="C9D3CF"/>
+              <w:left w:val="single" w:sz="6" w:space="0" w:color="C9D3CF"/>
+              <w:bottom w:val="single" w:sz="6" w:space="0" w:color="C9D3CF"/>
+              <w:right w:val="single" w:sz="6" w:space="0" w:color="C9D3CF"/>
+            </w:tcBorders>
+            <w:tcMar>
+              <w:top w:w="60" w:type="dxa"/>
+              <w:left w:w="100" w:type="dxa"/>
+              <w:bottom w:w="60" w:type="dxa"/>
+              <w:right w:w="100" w:type="dxa"/>
+            </w:tcMar>
+            <w:hideMark/>
+          </w:tcPr>
+          <w:p>
+            <w:pPr>
+              <w:spacing w:before="80" w:after="160"/>
+              <w:rPr>
+                <w:rFonts w:ascii="Calibri" w:eastAsia="Times New Roman" w:hAnsi="Calibri" w:cs="Calibri"/>
+                <w:color w:val="1F2937"/>
+                <w:sz w:val="20"/>
+                <w:szCs w:val="20"/>
+              </w:rPr>
+            </w:pPr>
+            <w:r>
+              <w:rPr>
+                <w:rFonts w:ascii="Calibri" w:eastAsia="Times New Roman" w:hAnsi="Calibri" w:cs="Calibri"/>
+                <w:color w:val="1F2937"/>
+                <w:sz w:val="20"/>
+                <w:szCs w:val="20"/>
+              </w:rPr>
+              <w:t>2026-09-24</w:t>
+            </w:r>
+          </w:p>
+        </w:tc>
+        <w:tc>
+          <w:tcPr>
+            <w:tcW w:w="0" w:type="auto"/>
+            <w:tcBorders>
+              <w:top w:val="single" w:sz="6" w:space="0" w:color="C9D3CF"/>
+              <w:left w:val="single" w:sz="6" w:space="0" w:color="C9D3CF"/>
+              <w:bottom w:val="single" w:sz="6" w:space="0" w:color="C9D3CF"/>
+              <w:right w:val="single" w:sz="6" w:space="0" w:color="C9D3CF"/>
+            </w:tcBorders>
+            <w:tcMar>
+              <w:top w:w="60" w:type="dxa"/>
+              <w:left w:w="100" w:type="dxa"/>
+              <w:bottom w:w="60" w:type="dxa"/>
+              <w:right w:w="100" w:type="dxa"/>
+            </w:tcMar>
+            <w:hideMark/>
+          </w:tcPr>
+          <w:p>
+            <w:pPr>
+              <w:spacing w:before="80" w:after="160"/>
+              <w:rPr>
+                <w:rFonts w:ascii="Calibri" w:eastAsia="Times New Roman" w:hAnsi="Calibri" w:cs="Calibri"/>
+                <w:color w:val="1F2937"/>
+                <w:sz w:val="20"/>
+                <w:szCs w:val="20"/>
+              </w:rPr>
+            </w:pPr>
+            <w:r>
+              <w:rPr>
+                <w:rFonts w:ascii="Calibri" w:eastAsia="Times New Roman" w:hAnsi="Calibri" w:cs="Calibri"/>
+                <w:color w:val="1F2937"/>
+                <w:sz w:val="20"/>
+                <w:szCs w:val="20"/>
+              </w:rPr>
+              <w:t>Falcon OCR Development Team</w:t>
+            </w:r>
+          </w:p>
+        </w:tc>
+        <w:tc>
+          <w:tcPr>
+            <w:tcW w:w="0" w:type="auto"/>
+            <w:tcBorders>
+              <w:top w:val="single" w:sz="6" w:space="0" w:color="C9D3CF"/>
+              <w:left w:val="single" w:sz="6" w:space="0" w:color="C9D3CF"/>
+              <w:bottom w:val="single" w:sz="6" w:space="0" w:color="C9D3CF"/>
+              <w:right w:val="single" w:sz="6" w:space="0" w:color="C9D3CF"/>
+            </w:tcBorders>
+            <w:tcMar>
+              <w:top w:w="60" w:type="dxa"/>
+              <w:left w:w="100" w:type="dxa"/>
+              <w:bottom w:w="60" w:type="dxa"/>
+              <w:right w:w="100" w:type="dxa"/>
+            </w:tcMar>
+            <w:hideMark/>
+          </w:tcPr>
+          <w:p>
+            <w:pPr>
+              <w:spacing w:before="80" w:after="160"/>
+              <w:rPr>
+                <w:rFonts w:ascii="Calibri" w:eastAsia="Times New Roman" w:hAnsi="Calibri" w:cs="Calibri"/>
+                <w:color w:val="1F2937"/>
+                <w:sz w:val="20"/>
+                <w:szCs w:val="20"/>
+              </w:rPr>
+            </w:pPr>
+            <w:r>
+              <w:rPr>
+                <w:rFonts w:ascii="Calibri" w:eastAsia="Times New Roman" w:hAnsi="Calibri" w:cs="Calibri"/>
+                <w:color w:val="1F2937"/>
+                <w:sz w:val="20"/>
+                <w:szCs w:val="20"/>
+              </w:rPr>
+              <w:t>New application icon; OCR model info</w:t>
+            </w:r>
+            <w:r>
+              <w:rPr>
+                <w:rFonts w:ascii="Calibri" w:eastAsia="Times New Roman" w:hAnsi="Calibri" w:cs="Calibri"/>
+                <w:color w:val="1F2937"/>
+                <w:sz w:val="20"/>
+                <w:szCs w:val="20"/>
+              </w:rPr>
+              <w:t>rmation removed from Settings; default font setting; collapsible Files / Thumbnails panel.</w:t>
+            </w:r>
+          </w:p>
+        </w:tc>
+      </w:tr>
     </w:tbl>
     <w:p>
       <w:pPr>
@@ -1352,7 +1518,7 @@
         <w:rPr>
           <w:noProof/>
         </w:rPr>
-        <w:instrText xml:space="preserve"> PAGEREF _Toc241126022 \h </w:instrText>
+        <w:instrText xml:space="preserve"> PAGEREF _Toc241128303 \h </w:instrText>
       </w:r>
       <w:r>
         <w:rPr>
@@ -1414,7 +1580,7 @@
         <w:rPr>
           <w:noProof/>
         </w:rPr>
-        <w:instrText xml:space="preserve"> PAGEREF _Toc241126023 \h </w:instrText>
+        <w:instrText xml:space="preserve"> PAGEREF _Toc241128304 \h </w:instrText>
       </w:r>
       <w:r>
         <w:rPr>
@@ -1476,7 +1642,7 @@
         <w:rPr>
           <w:noProof/>
         </w:rPr>
-        <w:instrText xml:space="preserve"> PAGEREF _Toc241126024 \h </w:instrText>
+        <w:instrText xml:space="preserve"> PAGEREF _Toc241128305 \h </w:instrText>
       </w:r>
       <w:r>
         <w:rPr>
@@ -1493,7 +1659,7 @@
         <w:rPr>
           <w:noProof/>
         </w:rPr>
-        <w:t>3</w:t>
+        <w:t>4</w:t>
       </w:r>
       <w:r>
         <w:rPr>
@@ -1538,7 +1704,7 @@
         <w:rPr>
           <w:noProof/>
         </w:rPr>
-        <w:instrText xml:space="preserve"> PAGEREF _Toc241126025 \h </w:instrText>
+        <w:instrText xml:space="preserve"> PAGEREF _Toc241128306 \h </w:instrText>
       </w:r>
       <w:r>
         <w:rPr>
@@ -1600,7 +1766,7 @@
         <w:rPr>
           <w:noProof/>
         </w:rPr>
-        <w:instrText xml:space="preserve"> PAGEREF _Toc241126026 \h </w:instrText>
+        <w:instrText xml:space="preserve"> PAGEREF _Toc241128307 \h </w:instrText>
       </w:r>
       <w:r>
         <w:rPr>
@@ -1662,7 +1828,7 @@
         <w:rPr>
           <w:noProof/>
         </w:rPr>
-        <w:instrText xml:space="preserve"> PAGEREF _Toc241126027 \h </w:instrText>
+        <w:instrText xml:space="preserve"> PAGEREF _Toc241128308 \h </w:instrText>
       </w:r>
       <w:r>
         <w:rPr>
@@ -1724,7 +1890,7 @@
         <w:rPr>
           <w:noProof/>
         </w:rPr>
-        <w:instrText xml:space="preserve"> PAGEREF _Toc241126028 \h </w:instrText>
+        <w:instrText xml:space="preserve"> PAGEREF _Toc241128309 \h </w:instrText>
       </w:r>
       <w:r>
         <w:rPr>
@@ -1741,7 +1907,7 @@
         <w:rPr>
           <w:noProof/>
         </w:rPr>
-        <w:t>4</w:t>
+        <w:t>5</w:t>
       </w:r>
       <w:r>
         <w:rPr>
@@ -1786,7 +1952,7 @@
         <w:rPr>
           <w:noProof/>
         </w:rPr>
-        <w:instrText xml:space="preserve"> PAGEREF _Toc241126029 \h </w:instrText>
+        <w:instrText xml:space="preserve"> PAGEREF _Toc241128310 \h </w:instrText>
       </w:r>
       <w:r>
         <w:rPr>
@@ -1848,7 +2014,7 @@
         <w:rPr>
           <w:noProof/>
         </w:rPr>
-        <w:instrText xml:space="preserve"> PAGEREF _Toc241126030 \h </w:instrText>
+        <w:instrText xml:space="preserve"> PAGEREF _Toc241128311 \h </w:instrText>
       </w:r>
       <w:r>
         <w:rPr>
@@ -1910,7 +2076,7 @@
         <w:rPr>
           <w:noProof/>
         </w:rPr>
-        <w:instrText xml:space="preserve"> PAGEREF _Toc241126031 \h </w:instrText>
+        <w:instrText xml:space="preserve"> PAGEREF _Toc241128312 \h </w:instrText>
       </w:r>
       <w:r>
         <w:rPr>
@@ -1972,7 +2138,7 @@
         <w:rPr>
           <w:noProof/>
         </w:rPr>
-        <w:instrText xml:space="preserve"> PAGEREF _Toc241126032 \h </w:instrText>
+        <w:instrText xml:space="preserve"> PAGEREF _Toc241128313 \h </w:instrText>
       </w:r>
       <w:r>
         <w:rPr>
@@ -2034,7 +2200,7 @@
         <w:rPr>
           <w:noProof/>
         </w:rPr>
-        <w:instrText xml:space="preserve"> PAGEREF _Toc241126033 \h </w:instrText>
+        <w:instrText xml:space="preserve"> PAGEREF _Toc241128314 \h </w:instrText>
       </w:r>
       <w:r>
         <w:rPr>
@@ -2096,7 +2262,7 @@
         <w:rPr>
           <w:noProof/>
         </w:rPr>
-        <w:instrText xml:space="preserve"> PAGEREF _Toc241126034 \h </w:instrText>
+        <w:instrText xml:space="preserve"> PAGEREF _Toc241128315 \h </w:instrText>
       </w:r>
       <w:r>
         <w:rPr>
@@ -2158,7 +2324,7 @@
         <w:rPr>
           <w:noProof/>
         </w:rPr>
-        <w:instrText xml:space="preserve"> PAGEREF _Toc241126035 \h </w:instrText>
+        <w:instrText xml:space="preserve"> PAGEREF _Toc241128316 \h </w:instrText>
       </w:r>
       <w:r>
         <w:rPr>
@@ -2220,7 +2386,7 @@
         <w:rPr>
           <w:noProof/>
         </w:rPr>
-        <w:instrText xml:space="preserve"> PAGEREF _Toc241126036 \h </w:instrText>
+        <w:instrText xml:space="preserve"> PAGEREF _Toc241128317 \h </w:instrText>
       </w:r>
       <w:r>
         <w:rPr>
@@ -2282,7 +2448,7 @@
         <w:rPr>
           <w:noProof/>
         </w:rPr>
-        <w:instrText xml:space="preserve"> PAGEREF _Toc241126037 \h </w:instrText>
+        <w:instrText xml:space="preserve"> PAGEREF _Toc241128318 \h </w:instrText>
       </w:r>
       <w:r>
         <w:rPr>
@@ -2344,7 +2510,7 @@
         <w:rPr>
           <w:noProof/>
         </w:rPr>
-        <w:instrText xml:space="preserve"> PAGEREF _Toc241126038 \h </w:instrText>
+        <w:instrText xml:space="preserve"> PAGEREF _Toc241128319 \h </w:instrText>
       </w:r>
       <w:r>
         <w:rPr>
@@ -2406,7 +2572,7 @@
         <w:rPr>
           <w:noProof/>
         </w:rPr>
-        <w:instrText xml:space="preserve"> PAGEREF _Toc241126039 \h </w:instrText>
+        <w:instrText xml:space="preserve"> PAGEREF _Toc241128320 \h </w:instrText>
       </w:r>
       <w:r>
         <w:rPr>
@@ -2468,7 +2634,7 @@
         <w:rPr>
           <w:noProof/>
         </w:rPr>
-        <w:instrText xml:space="preserve"> PAGEREF _Toc241126040 \h </w:instrText>
+        <w:instrText xml:space="preserve"> PAGEREF _Toc241128321 \h </w:instrText>
       </w:r>
       <w:r>
         <w:rPr>
@@ -2530,7 +2696,7 @@
         <w:rPr>
           <w:noProof/>
         </w:rPr>
-        <w:instrText xml:space="preserve"> PAGEREF _Toc241126041 \h </w:instrText>
+        <w:instrText xml:space="preserve"> PAGEREF _Toc241128322 \h </w:instrText>
       </w:r>
       <w:r>
         <w:rPr>
@@ -2592,7 +2758,7 @@
         <w:rPr>
           <w:noProof/>
         </w:rPr>
-        <w:instrText xml:space="preserve"> PAGEREF _Toc241126042 \h </w:instrText>
+        <w:instrText xml:space="preserve"> PAGEREF _Toc241128323 \h </w:instrText>
       </w:r>
       <w:r>
         <w:rPr>
@@ -2654,7 +2820,7 @@
         <w:rPr>
           <w:noProof/>
         </w:rPr>
-        <w:instrText xml:space="preserve"> PAGEREF _Toc241126043 \h </w:instrText>
+        <w:instrText xml:space="preserve"> PAGEREF _Toc241128324 \h </w:instrText>
       </w:r>
       <w:r>
         <w:rPr>
@@ -2716,7 +2882,7 @@
         <w:rPr>
           <w:noProof/>
         </w:rPr>
-        <w:instrText xml:space="preserve"> PAGEREF _Toc241126044 \h </w:instrText>
+        <w:instrText xml:space="preserve"> PAGEREF _Toc241128325 \h </w:instrText>
       </w:r>
       <w:r>
         <w:rPr>
@@ -2778,7 +2944,7 @@
         <w:rPr>
           <w:noProof/>
         </w:rPr>
-        <w:instrText xml:space="preserve"> PAGEREF _Toc241126045 \h </w:instrText>
+        <w:instrText xml:space="preserve"> PAGEREF _Toc241128326 \h </w:instrText>
       </w:r>
       <w:r>
         <w:rPr>
@@ -2840,7 +3006,7 @@
         <w:rPr>
           <w:noProof/>
         </w:rPr>
-        <w:instrText xml:space="preserve"> PAGEREF _Toc241126046 \h </w:instrText>
+        <w:instrText xml:space="preserve"> PAGEREF _Toc241128327 \h </w:instrText>
       </w:r>
       <w:r>
         <w:rPr>
@@ -2902,7 +3068,7 @@
         <w:rPr>
           <w:noProof/>
         </w:rPr>
-        <w:instrText xml:space="preserve"> PAGEREF _Toc241126047 \h </w:instrText>
+        <w:instrText xml:space="preserve"> PAGEREF _Toc241128328 \h </w:instrText>
       </w:r>
       <w:r>
         <w:rPr>
@@ -2964,7 +3130,7 @@
         <w:rPr>
           <w:noProof/>
         </w:rPr>
-        <w:instrText xml:space="preserve"> PAGEREF _Toc241126048 \h </w:instrText>
+        <w:instrText xml:space="preserve"> PAGEREF _Toc241128329 \h </w:instrText>
       </w:r>
       <w:r>
         <w:rPr>
@@ -3026,7 +3192,7 @@
         <w:rPr>
           <w:noProof/>
         </w:rPr>
-        <w:instrText xml:space="preserve"> PAGEREF _Toc241126049 \h </w:instrText>
+        <w:instrText xml:space="preserve"> PAGEREF _Toc241128330 \h </w:instrText>
       </w:r>
       <w:r>
         <w:rPr>
@@ -3088,7 +3254,7 @@
         <w:rPr>
           <w:noProof/>
         </w:rPr>
-        <w:instrText xml:space="preserve"> PAGEREF _Toc241126050 \h </w:instrText>
+        <w:instrText xml:space="preserve"> PAGEREF _Toc241128331 \h </w:instrText>
       </w:r>
       <w:r>
         <w:rPr>
@@ -3150,7 +3316,7 @@
         <w:rPr>
           <w:noProof/>
         </w:rPr>
-        <w:instrText xml:space="preserve"> PAGEREF _Toc241126051 \h </w:instrText>
+        <w:instrText xml:space="preserve"> PAGEREF _Toc241128332 \h </w:instrText>
       </w:r>
       <w:r>
         <w:rPr>
@@ -3212,7 +3378,7 @@
         <w:rPr>
           <w:noProof/>
         </w:rPr>
-        <w:instrText xml:space="preserve"> PAGEREF _Toc241126052 \h </w:instrText>
+        <w:instrText xml:space="preserve"> PAGEREF _Toc241128333 \h </w:instrText>
       </w:r>
       <w:r>
         <w:rPr>
@@ -3274,7 +3440,7 @@
         <w:rPr>
           <w:noProof/>
         </w:rPr>
-        <w:instrText xml:space="preserve"> PAGEREF _Toc241126053 \h </w:instrText>
+        <w:instrText xml:space="preserve"> PAGEREF _Toc241128334 \h </w:instrText>
       </w:r>
       <w:r>
         <w:rPr>
@@ -3336,7 +3502,7 @@
         <w:rPr>
           <w:noProof/>
         </w:rPr>
-        <w:instrText xml:space="preserve"> PAGEREF _Toc241126054 \h </w:instrText>
+        <w:instrText xml:space="preserve"> PAGEREF _Toc241128335 \h </w:instrText>
       </w:r>
       <w:r>
         <w:rPr>
@@ -3398,7 +3564,7 @@
         <w:rPr>
           <w:noProof/>
         </w:rPr>
-        <w:instrText xml:space="preserve"> PAGEREF _Toc241126055 \h </w:instrText>
+        <w:instrText xml:space="preserve"> PAGEREF _Toc241128336 \h </w:instrText>
       </w:r>
       <w:r>
         <w:rPr>
@@ -3460,7 +3626,7 @@
         <w:rPr>
           <w:noProof/>
         </w:rPr>
-        <w:instrText xml:space="preserve"> PAGEREF _Toc241126056 \h </w:instrText>
+        <w:instrText xml:space="preserve"> PAGEREF _Toc241128337 \h </w:instrText>
       </w:r>
       <w:r>
         <w:rPr>
@@ -3522,7 +3688,7 @@
         <w:rPr>
           <w:noProof/>
         </w:rPr>
-        <w:instrText xml:space="preserve"> PAGEREF _Toc241126057 \h </w:instrText>
+        <w:instrText xml:space="preserve"> PAGEREF _Toc241128338 \h </w:instrText>
       </w:r>
       <w:r>
         <w:rPr>
@@ -3584,7 +3750,7 @@
         <w:rPr>
           <w:noProof/>
         </w:rPr>
-        <w:instrText xml:space="preserve"> PAGEREF _Toc241126058 \h </w:instrText>
+        <w:instrText xml:space="preserve"> PAGEREF _Toc241128339 \h </w:instrText>
       </w:r>
       <w:r>
         <w:rPr>
@@ -3646,7 +3812,7 @@
         <w:rPr>
           <w:noProof/>
         </w:rPr>
-        <w:instrText xml:space="preserve"> PAGEREF _Toc241126059 \h </w:instrText>
+        <w:instrText xml:space="preserve"> PAGEREF _Toc241128340 \h </w:instrText>
       </w:r>
       <w:r>
         <w:rPr>
@@ -3708,7 +3874,7 @@
         <w:rPr>
           <w:noProof/>
         </w:rPr>
-        <w:instrText xml:space="preserve"> PAGEREF _Toc241126060 \h </w:instrText>
+        <w:instrText xml:space="preserve"> PAGEREF _Toc241128341 \h </w:instrText>
       </w:r>
       <w:r>
         <w:rPr>
@@ -3770,7 +3936,7 @@
         <w:rPr>
           <w:noProof/>
         </w:rPr>
-        <w:instrText xml:space="preserve"> PAGEREF _Toc241126061 \h </w:instrText>
+        <w:instrText xml:space="preserve"> PAGEREF _Toc241128342 \h </w:instrText>
       </w:r>
       <w:r>
         <w:rPr>
@@ -3832,7 +3998,7 @@
         <w:rPr>
           <w:noProof/>
         </w:rPr>
-        <w:instrText xml:space="preserve"> PAGEREF _Toc241126062 \h </w:instrText>
+        <w:instrText xml:space="preserve"> PAGEREF _Toc241128343 \h </w:instrText>
       </w:r>
       <w:r>
         <w:rPr>
@@ -3894,7 +4060,7 @@
         <w:rPr>
           <w:noProof/>
         </w:rPr>
-        <w:instrText xml:space="preserve"> PAGEREF _Toc241126063 \h </w:instrText>
+        <w:instrText xml:space="preserve"> PAGEREF _Toc241128344 \h </w:instrText>
       </w:r>
       <w:r>
         <w:rPr>
@@ -3947,7 +4113,7 @@
           <w:rFonts w:eastAsia="Times New Roman"/>
         </w:rPr>
       </w:pPr>
-      <w:bookmarkStart w:id="1" w:name="_Toc241126022"/>
+      <w:bookmarkStart w:id="1" w:name="_Toc241128303"/>
       <w:r>
         <w:rPr>
           <w:rFonts w:eastAsia="Times New Roman"/>
@@ -3973,7 +4139,7 @@
           <w:sz w:val="22"/>
           <w:szCs w:val="22"/>
         </w:rPr>
-        <w:t>Falcon OCR turns scanned documents, p</w:t>
+        <w:t>Falcon OCR turns scanned documents, photos of pages, image files and PDF files into documents you can edit. It reads the t</w:t>
       </w:r>
       <w:r>
         <w:rPr>
@@ -3982,16 +4148,7 @@
           <w:sz w:val="22"/>
           <w:szCs w:val="22"/>
         </w:rPr>
-        <w:t>hotos of pages, image files and PDF files into documents you can edit. It reads the text (optical character recognition, OCR) and rebuilds the page as it was — headings, paragraphs, columns, bulleted lists, tables, pictures, font sizes, bold text and color</w:t>
-      </w:r>
-      <w:r>
-        <w:rPr>
-          <w:rFonts w:ascii="Calibri" w:hAnsi="Calibri" w:cs="Calibri"/>
-          <w:color w:val="1F2937"/>
-          <w:sz w:val="22"/>
-          <w:szCs w:val="22"/>
-        </w:rPr>
-        <w:t>s — and saves the result as a Word document, an Excel workbook or a web page.</w:t>
+        <w:t>ext (optical character recognition, OCR) and rebuilds the page as it was — headings, paragraphs, columns, bulleted lists, tables, pictures, font sizes, bold text and colors — and saves the result as a Word document, an Excel workbook or a web page.</w:t>
       </w:r>
     </w:p>
     <w:p>
@@ -4001,12 +4158,18 @@
           <w:rFonts w:eastAsia="Times New Roman"/>
         </w:rPr>
       </w:pPr>
-      <w:bookmarkStart w:id="2" w:name="_Toc241126023"/>
+      <w:bookmarkStart w:id="2" w:name="_Toc241128304"/>
       <w:r>
         <w:rPr>
           <w:rFonts w:eastAsia="Times New Roman"/>
         </w:rPr>
-        <w:t>1.1 What you can do</w:t>
+        <w:t>1.1 Wha</w:t>
+      </w:r>
+      <w:r>
+        <w:rPr>
+          <w:rFonts w:eastAsia="Times New Roman"/>
+        </w:rPr>
+        <w:t>t you can do</w:t>
       </w:r>
       <w:bookmarkEnd w:id="2"/>
     </w:p>
@@ -4230,7 +4393,16 @@
           <w:sz w:val="22"/>
           <w:szCs w:val="22"/>
         </w:rPr>
-        <w:t xml:space="preserve"> pages before recognition.</w:t>
+        <w:t xml:space="preserve"> </w:t>
+      </w:r>
+      <w:r>
+        <w:rPr>
+          <w:rFonts w:ascii="Calibri" w:eastAsia="Times New Roman" w:hAnsi="Calibri" w:cs="Calibri"/>
+          <w:color w:val="1F2937"/>
+          <w:sz w:val="22"/>
+          <w:szCs w:val="22"/>
+        </w:rPr>
+        <w:t>pages before recognition.</w:t>
       </w:r>
     </w:p>
     <w:p>
@@ -4309,18 +4481,7 @@
           <w:sz w:val="22"/>
           <w:szCs w:val="22"/>
         </w:rPr>
-        <w:t>side b</w:t>
-      </w:r>
-      <w:r>
-        <w:rPr>
-          <w:rFonts w:ascii="Calibri" w:eastAsia="Times New Roman" w:hAnsi="Calibri" w:cs="Calibri"/>
-          <w:b/>
-          <w:bCs/>
-          <w:color w:val="1F2937"/>
-          <w:sz w:val="22"/>
-          <w:szCs w:val="22"/>
-        </w:rPr>
-        <w:t>y side</w:t>
+        <w:t>side by side</w:t>
       </w:r>
       <w:r>
         <w:rPr>
@@ -4364,7 +4525,16 @@
           <w:sz w:val="22"/>
           <w:szCs w:val="22"/>
         </w:rPr>
-        <w:t xml:space="preserve"> to Microsoft Word (.docx), Microsoft Excel (.xlsx) or HTML — as an editable document or as an exact copy of the page.</w:t>
+        <w:t xml:space="preserve"> to</w:t>
+      </w:r>
+      <w:r>
+        <w:rPr>
+          <w:rFonts w:ascii="Calibri" w:eastAsia="Times New Roman" w:hAnsi="Calibri" w:cs="Calibri"/>
+          <w:color w:val="1F2937"/>
+          <w:sz w:val="22"/>
+          <w:szCs w:val="22"/>
+        </w:rPr>
+        <w:t xml:space="preserve"> Microsoft Word (.docx), Microsoft Excel (.xlsx) or HTML — as an editable document or as an exact copy of the page.</w:t>
       </w:r>
     </w:p>
     <w:p>
@@ -4388,6 +4558,7 @@
           <w:sz w:val="22"/>
           <w:szCs w:val="22"/>
         </w:rPr>
+        <w:lastRenderedPageBreak/>
         <w:t xml:space="preserve">Convert many files at once with </w:t>
       </w:r>
       <w:r>
@@ -4408,16 +4579,7 @@
           <w:sz w:val="22"/>
           <w:szCs w:val="22"/>
         </w:rPr>
-        <w:t>, or grab text qu</w:t>
-      </w:r>
-      <w:r>
-        <w:rPr>
-          <w:rFonts w:ascii="Calibri" w:eastAsia="Times New Roman" w:hAnsi="Calibri" w:cs="Calibri"/>
-          <w:color w:val="1F2937"/>
-          <w:sz w:val="22"/>
-          <w:szCs w:val="22"/>
-        </w:rPr>
-        <w:t xml:space="preserve">ickly with </w:t>
+        <w:t xml:space="preserve">, or grab text quickly with </w:t>
       </w:r>
       <w:r>
         <w:rPr>
@@ -4447,12 +4609,11 @@
           <w:rFonts w:eastAsia="Times New Roman"/>
         </w:rPr>
       </w:pPr>
-      <w:bookmarkStart w:id="3" w:name="_Toc241126024"/>
+      <w:bookmarkStart w:id="3" w:name="_Toc241128305"/>
       <w:r>
         <w:rPr>
           <w:rFonts w:eastAsia="Times New Roman"/>
         </w:rPr>
-        <w:lastRenderedPageBreak/>
         <w:t>1.2 How it works — in four steps</w:t>
       </w:r>
       <w:bookmarkEnd w:id="3"/>
@@ -4977,7 +5138,16 @@
                 <w:sz w:val="20"/>
                 <w:szCs w:val="20"/>
               </w:rPr>
-              <w:t>Toolbar: Recognize (F5)</w:t>
+              <w:t>Toolbar</w:t>
+            </w:r>
+            <w:r>
+              <w:rPr>
+                <w:rFonts w:ascii="Calibri" w:eastAsia="Times New Roman" w:hAnsi="Calibri" w:cs="Calibri"/>
+                <w:color w:val="1F2937"/>
+                <w:sz w:val="20"/>
+                <w:szCs w:val="20"/>
+              </w:rPr>
+              <w:t>: Recognize (F5)</w:t>
             </w:r>
           </w:p>
         </w:tc>
@@ -5109,7 +5279,7 @@
           <w:rFonts w:eastAsia="Times New Roman"/>
         </w:rPr>
       </w:pPr>
-      <w:bookmarkStart w:id="4" w:name="_Toc241126025"/>
+      <w:bookmarkStart w:id="4" w:name="_Toc241128306"/>
       <w:r>
         <w:rPr>
           <w:rFonts w:eastAsia="Times New Roman"/>
@@ -5125,7 +5295,7 @@
           <w:rFonts w:eastAsia="Times New Roman"/>
         </w:rPr>
       </w:pPr>
-      <w:bookmarkStart w:id="5" w:name="_Toc241126026"/>
+      <w:bookmarkStart w:id="5" w:name="_Toc241128307"/>
       <w:r>
         <w:rPr>
           <w:rFonts w:eastAsia="Times New Roman"/>
@@ -5148,13 +5318,7 @@
         <w:rPr>
           <w:rFonts w:ascii="Calibri" w:hAnsi="Calibri" w:cs="Calibri"/>
         </w:rPr>
-        <w:t>Table 2 – System re</w:t>
-      </w:r>
-      <w:r>
-        <w:rPr>
-          <w:rFonts w:ascii="Calibri" w:hAnsi="Calibri" w:cs="Calibri"/>
-        </w:rPr>
-        <w:t>quirements</w:t>
+        <w:t>Table 2 – System requirements</w:t>
       </w:r>
     </w:p>
     <w:tbl>
@@ -5758,7 +5922,7 @@
           <w:rFonts w:eastAsia="Times New Roman"/>
         </w:rPr>
       </w:pPr>
-      <w:bookmarkStart w:id="6" w:name="_Toc241126027"/>
+      <w:bookmarkStart w:id="6" w:name="_Toc241128308"/>
       <w:r>
         <w:rPr>
           <w:rFonts w:eastAsia="Times New Roman"/>
@@ -5808,7 +5972,16 @@
           <w:sz w:val="22"/>
           <w:szCs w:val="22"/>
         </w:rPr>
-        <w:t xml:space="preserve"> folder (supplied by your vendor or administrator) to a location of your choice, for example C:\Program Files\Falcon OCR or your Documents folder.</w:t>
+        <w:t xml:space="preserve"> folder (supplied by your vendor or administrator) to a locatio</w:t>
+      </w:r>
+      <w:r>
+        <w:rPr>
+          <w:rFonts w:ascii="Calibri" w:eastAsia="Times New Roman" w:hAnsi="Calibri" w:cs="Calibri"/>
+          <w:color w:val="1F2937"/>
+          <w:sz w:val="22"/>
+          <w:szCs w:val="22"/>
+        </w:rPr>
+        <w:t>n of your choice, for example C:\Program Files\Falcon OCR or your Documents folder.</w:t>
       </w:r>
     </w:p>
     <w:p>
@@ -5863,18 +6036,7 @@
           <w:sz w:val="22"/>
           <w:szCs w:val="22"/>
         </w:rPr>
-        <w:t>Send to → Desktop (c</w:t>
-      </w:r>
-      <w:r>
-        <w:rPr>
-          <w:rFonts w:ascii="Calibri" w:eastAsia="Times New Roman" w:hAnsi="Calibri" w:cs="Calibri"/>
-          <w:i/>
-          <w:iCs/>
-          <w:color w:val="1F2937"/>
-          <w:sz w:val="22"/>
-          <w:szCs w:val="22"/>
-        </w:rPr>
-        <w:t>reate shortcut)</w:t>
+        <w:t>Send to → Desktop (create shortcut)</w:t>
       </w:r>
       <w:r>
         <w:rPr>
@@ -5918,7 +6080,7 @@
           <w:rFonts w:eastAsia="Times New Roman"/>
         </w:rPr>
       </w:pPr>
-      <w:bookmarkStart w:id="7" w:name="_Toc241126028"/>
+      <w:bookmarkStart w:id="7" w:name="_Toc241128309"/>
       <w:r>
         <w:rPr>
           <w:rFonts w:eastAsia="Times New Roman"/>
@@ -5944,7 +6106,16 @@
           <w:sz w:val="22"/>
           <w:szCs w:val="22"/>
         </w:rPr>
-        <w:t>Delete the Falcon OCR folder. To remove your settings, history and license as well, delete the folder %LOCALAPPDATA%\FalconOCR (type it in the Explorer address bar).</w:t>
+        <w:t>Delete the Falcon OCR folder. To remove your settings, history and license as well, delete the f</w:t>
+      </w:r>
+      <w:r>
+        <w:rPr>
+          <w:rFonts w:ascii="Calibri" w:hAnsi="Calibri" w:cs="Calibri"/>
+          <w:color w:val="1F2937"/>
+          <w:sz w:val="22"/>
+          <w:szCs w:val="22"/>
+        </w:rPr>
+        <w:t>older %LOCALAPPDATA%\FalconOCR (type it in the Explorer address bar).</w:t>
       </w:r>
     </w:p>
     <w:p>
@@ -5963,7 +6134,7 @@
         </w:rPr>
         <w:br w:type="page"/>
       </w:r>
-      <w:bookmarkStart w:id="8" w:name="_Toc241126029"/>
+      <w:bookmarkStart w:id="8" w:name="_Toc241128310"/>
       <w:r>
         <w:rPr>
           <w:rFonts w:eastAsia="Times New Roman"/>
@@ -5980,7 +6151,7 @@
           <w:rFonts w:eastAsia="Times New Roman"/>
         </w:rPr>
       </w:pPr>
-      <w:bookmarkStart w:id="9" w:name="_Toc241126030"/>
+      <w:bookmarkStart w:id="9" w:name="_Toc241128311"/>
       <w:r>
         <w:rPr>
           <w:rFonts w:eastAsia="Times New Roman"/>
@@ -6006,16 +6177,7 @@
           <w:sz w:val="22"/>
           <w:szCs w:val="22"/>
         </w:rPr>
-        <w:t xml:space="preserve">When you start Falcon OCR for the first time </w:t>
-      </w:r>
-      <w:r>
-        <w:rPr>
-          <w:rFonts w:ascii="Calibri" w:hAnsi="Calibri" w:cs="Calibri"/>
-          <w:color w:val="1F2937"/>
-          <w:sz w:val="22"/>
-          <w:szCs w:val="22"/>
-        </w:rPr>
-        <w:t xml:space="preserve">without a license, a free </w:t>
+        <w:t xml:space="preserve">When you start Falcon OCR for the first time without a license, a free </w:t>
       </w:r>
       <w:r>
         <w:rPr>
@@ -6136,16 +6298,7 @@
           <w:sz w:val="22"/>
           <w:szCs w:val="22"/>
         </w:rPr>
-        <w:t xml:space="preserve">At every start the activation window </w:t>
-      </w:r>
-      <w:r>
-        <w:rPr>
-          <w:rFonts w:ascii="Calibri" w:eastAsia="Times New Roman" w:hAnsi="Calibri" w:cs="Calibri"/>
-          <w:color w:val="1F2937"/>
-          <w:sz w:val="22"/>
-          <w:szCs w:val="22"/>
-        </w:rPr>
-        <w:t>shows how many days are left.</w:t>
+        <w:t>At every start the activation window shows how many days are left.</w:t>
       </w:r>
     </w:p>
     <w:p>
@@ -6209,7 +6362,16 @@
           <w:sz w:val="22"/>
           <w:szCs w:val="22"/>
         </w:rPr>
-        <w:t xml:space="preserve"> to enter a license key, or </w:t>
+        <w:t xml:space="preserve"> to enter a licens</w:t>
+      </w:r>
+      <w:r>
+        <w:rPr>
+          <w:rFonts w:ascii="Calibri" w:eastAsia="Times New Roman" w:hAnsi="Calibri" w:cs="Calibri"/>
+          <w:color w:val="1F2937"/>
+          <w:sz w:val="22"/>
+          <w:szCs w:val="22"/>
+        </w:rPr>
+        <w:t xml:space="preserve">e key, or </w:t>
       </w:r>
       <w:r>
         <w:rPr>
@@ -6273,16 +6435,7 @@
           <w:sz w:val="22"/>
           <w:szCs w:val="22"/>
         </w:rPr>
-        <w:t>, and a notification below the toolbar shows</w:t>
-      </w:r>
-      <w:r>
-        <w:rPr>
-          <w:rFonts w:ascii="Calibri" w:eastAsia="Times New Roman" w:hAnsi="Calibri" w:cs="Calibri"/>
-          <w:color w:val="1F2937"/>
-          <w:sz w:val="22"/>
-          <w:szCs w:val="22"/>
-        </w:rPr>
-        <w:t xml:space="preserve"> the remaining days. Click the badge or </w:t>
+        <w:t xml:space="preserve">, and a notification below the toolbar shows the remaining days. Click the badge or </w:t>
       </w:r>
       <w:r>
         <w:rPr>
@@ -6320,7 +6473,16 @@
           <w:sz w:val="22"/>
           <w:szCs w:val="22"/>
         </w:rPr>
-        <w:t xml:space="preserve"> hides the notification until the next start.</w:t>
+        <w:t xml:space="preserve"> hides the notifi</w:t>
+      </w:r>
+      <w:r>
+        <w:rPr>
+          <w:rFonts w:ascii="Calibri" w:eastAsia="Times New Roman" w:hAnsi="Calibri" w:cs="Calibri"/>
+          <w:color w:val="1F2937"/>
+          <w:sz w:val="22"/>
+          <w:szCs w:val="22"/>
+        </w:rPr>
+        <w:t>cation until the next start.</w:t>
       </w:r>
     </w:p>
     <w:p>
@@ -6571,7 +6733,13 @@
         <w:rPr>
           <w:rFonts w:ascii="Calibri" w:hAnsi="Calibri" w:cs="Calibri"/>
         </w:rPr>
-        <w:t>Figure 4 – Activation window after the trial</w:t>
+        <w:t>Figure 4 – Activation window after the tr</w:t>
+      </w:r>
+      <w:r>
+        <w:rPr>
+          <w:rFonts w:ascii="Calibri" w:hAnsi="Calibri" w:cs="Calibri"/>
+        </w:rPr>
+        <w:t>ial</w:t>
       </w:r>
     </w:p>
     <w:p>
@@ -6612,18 +6780,12 @@
           <w:rFonts w:eastAsia="Times New Roman"/>
         </w:rPr>
       </w:pPr>
-      <w:bookmarkStart w:id="10" w:name="_Toc241126031"/>
+      <w:bookmarkStart w:id="10" w:name="_Toc241128312"/>
       <w:r>
         <w:rPr>
           <w:rFonts w:eastAsia="Times New Roman"/>
         </w:rPr>
-        <w:t>3.2 Gett</w:t>
-      </w:r>
-      <w:r>
-        <w:rPr>
-          <w:rFonts w:eastAsia="Times New Roman"/>
-        </w:rPr>
-        <w:t>ing a license key</w:t>
+        <w:t>3.2 Getting a license key</w:t>
       </w:r>
       <w:bookmarkEnd w:id="10"/>
     </w:p>
@@ -6683,16 +6845,7 @@
           <w:sz w:val="22"/>
           <w:szCs w:val="22"/>
         </w:rPr>
-        <w:t>machine code</w:t>
-      </w:r>
-      <w:r>
-        <w:rPr>
-          <w:rFonts w:ascii="Calibri" w:eastAsia="Times New Roman" w:hAnsi="Calibri" w:cs="Calibri"/>
-          <w:color w:val="1F2937"/>
-          <w:sz w:val="22"/>
-          <w:szCs w:val="22"/>
-        </w:rPr>
-        <w:t xml:space="preserve">. It is shown in the activation window (and in Settings → License). Click </w:t>
+        <w:t>machin</w:t>
       </w:r>
       <w:r>
         <w:rPr>
@@ -6703,6 +6856,26 @@
           <w:sz w:val="22"/>
           <w:szCs w:val="22"/>
         </w:rPr>
+        <w:t>e code</w:t>
+      </w:r>
+      <w:r>
+        <w:rPr>
+          <w:rFonts w:ascii="Calibri" w:eastAsia="Times New Roman" w:hAnsi="Calibri" w:cs="Calibri"/>
+          <w:color w:val="1F2937"/>
+          <w:sz w:val="22"/>
+          <w:szCs w:val="22"/>
+        </w:rPr>
+        <w:t xml:space="preserve">. It is shown in the activation window (and in Settings → License). Click </w:t>
+      </w:r>
+      <w:r>
+        <w:rPr>
+          <w:rFonts w:ascii="Calibri" w:eastAsia="Times New Roman" w:hAnsi="Calibri" w:cs="Calibri"/>
+          <w:b/>
+          <w:bCs/>
+          <w:color w:val="1F2937"/>
+          <w:sz w:val="22"/>
+          <w:szCs w:val="22"/>
+        </w:rPr>
         <w:t>Copy</w:t>
       </w:r>
       <w:r>
@@ -6712,16 +6885,7 @@
           <w:sz w:val="22"/>
           <w:szCs w:val="22"/>
         </w:rPr>
-        <w:t xml:space="preserve"> next to it and send it to your vendor by e-mai</w:t>
-      </w:r>
-      <w:r>
-        <w:rPr>
-          <w:rFonts w:ascii="Calibri" w:eastAsia="Times New Roman" w:hAnsi="Calibri" w:cs="Calibri"/>
-          <w:color w:val="1F2937"/>
-          <w:sz w:val="22"/>
-          <w:szCs w:val="22"/>
-        </w:rPr>
-        <w:t>l.</w:t>
+        <w:t xml:space="preserve"> next to it and send it to your vendor by e-mail.</w:t>
       </w:r>
     </w:p>
     <w:p>
@@ -6795,7 +6959,7 @@
           <w:rFonts w:eastAsia="Times New Roman"/>
         </w:rPr>
       </w:pPr>
-      <w:bookmarkStart w:id="11" w:name="_Toc241126032"/>
+      <w:bookmarkStart w:id="11" w:name="_Toc241128313"/>
       <w:r>
         <w:rPr>
           <w:rFonts w:eastAsia="Times New Roman"/>
@@ -6825,7 +6989,16 @@
           <w:sz w:val="22"/>
           <w:szCs w:val="22"/>
         </w:rPr>
-        <w:t xml:space="preserve">Open the activation window: at start-up, by clicking the trial badge, or via </w:t>
+        <w:t>Open the act</w:t>
+      </w:r>
+      <w:r>
+        <w:rPr>
+          <w:rFonts w:ascii="Calibri" w:eastAsia="Times New Roman" w:hAnsi="Calibri" w:cs="Calibri"/>
+          <w:color w:val="1F2937"/>
+          <w:sz w:val="22"/>
+          <w:szCs w:val="22"/>
+        </w:rPr>
+        <w:t xml:space="preserve">ivation window: at start-up, by clicking the trial badge, or via </w:t>
       </w:r>
       <w:r>
         <w:rPr>
@@ -6869,16 +7042,7 @@
           <w:sz w:val="22"/>
           <w:szCs w:val="22"/>
         </w:rPr>
-        <w:t>Paste the key into the b</w:t>
-      </w:r>
-      <w:r>
-        <w:rPr>
-          <w:rFonts w:ascii="Calibri" w:eastAsia="Times New Roman" w:hAnsi="Calibri" w:cs="Calibri"/>
-          <w:color w:val="1F2937"/>
-          <w:sz w:val="22"/>
-          <w:szCs w:val="22"/>
-        </w:rPr>
-        <w:t xml:space="preserve">ox (Ctrl+V) — line breaks and spaces do not matter — or click </w:t>
+        <w:t xml:space="preserve">Paste the key into the box (Ctrl+V) — line breaks and spaces do not matter — or click </w:t>
       </w:r>
       <w:r>
         <w:rPr>
@@ -6942,7 +7106,16 @@
           <w:sz w:val="22"/>
           <w:szCs w:val="22"/>
         </w:rPr>
-        <w:t xml:space="preserve">. A confirmation shows the licensee and the validity, e.g. </w:t>
+        <w:t xml:space="preserve">. A </w:t>
+      </w:r>
+      <w:r>
+        <w:rPr>
+          <w:rFonts w:ascii="Calibri" w:eastAsia="Times New Roman" w:hAnsi="Calibri" w:cs="Calibri"/>
+          <w:color w:val="1F2937"/>
+          <w:sz w:val="22"/>
+          <w:szCs w:val="22"/>
+        </w:rPr>
+        <w:t xml:space="preserve">confirmation shows the licensee and the validity, e.g. </w:t>
       </w:r>
       <w:r>
         <w:rPr>
@@ -6972,18 +7145,12 @@
           <w:rFonts w:eastAsia="Times New Roman"/>
         </w:rPr>
       </w:pPr>
-      <w:bookmarkStart w:id="12" w:name="_Toc241126033"/>
+      <w:bookmarkStart w:id="12" w:name="_Toc241128314"/>
       <w:r>
         <w:rPr>
           <w:rFonts w:eastAsia="Times New Roman"/>
         </w:rPr>
-        <w:t>3.4 Lic</w:t>
-      </w:r>
-      <w:r>
-        <w:rPr>
-          <w:rFonts w:eastAsia="Times New Roman"/>
-        </w:rPr>
-        <w:t>ense messages</w:t>
+        <w:t>3.4 License messages</w:t>
       </w:r>
       <w:bookmarkEnd w:id="12"/>
     </w:p>
@@ -7349,7 +7516,16 @@
                 <w:sz w:val="20"/>
                 <w:szCs w:val="20"/>
               </w:rPr>
-              <w:t>The key is bound to another machine code. Send your machine code to the vendor.</w:t>
+              <w:t>The key is bound to</w:t>
+            </w:r>
+            <w:r>
+              <w:rPr>
+                <w:rFonts w:ascii="Calibri" w:eastAsia="Times New Roman" w:hAnsi="Calibri" w:cs="Calibri"/>
+                <w:color w:val="1F2937"/>
+                <w:sz w:val="20"/>
+                <w:szCs w:val="20"/>
+              </w:rPr>
+              <w:t xml:space="preserve"> another machine code. Send your machine code to the vendor.</w:t>
             </w:r>
           </w:p>
         </w:tc>
@@ -7430,16 +7606,7 @@
                 <w:sz w:val="20"/>
                 <w:szCs w:val="20"/>
               </w:rPr>
-              <w:t>Your time-limited license ha</w:t>
-            </w:r>
-            <w:r>
-              <w:rPr>
-                <w:rFonts w:ascii="Calibri" w:eastAsia="Times New Roman" w:hAnsi="Calibri" w:cs="Calibri"/>
-                <w:color w:val="1F2937"/>
-                <w:sz w:val="20"/>
-                <w:szCs w:val="20"/>
-              </w:rPr>
-              <w:t>s ended. Ask your vendor for a renewal.</w:t>
+              <w:t>Your time-limited license has ended. Ask your vendor for a renewal.</w:t>
             </w:r>
           </w:p>
         </w:tc>
@@ -7554,16 +7721,7 @@
           <w:sz w:val="22"/>
           <w:szCs w:val="22"/>
         </w:rPr>
-        <w:t xml:space="preserve"> Administrators can deploy a license for all users by placing a file named license.key (containing the key) next to</w:t>
-      </w:r>
-      <w:r>
-        <w:rPr>
-          <w:rFonts w:ascii="Calibri" w:hAnsi="Calibri" w:cs="Calibri"/>
-          <w:color w:val="1F2937"/>
-          <w:sz w:val="22"/>
-          <w:szCs w:val="22"/>
-        </w:rPr>
-        <w:t xml:space="preserve"> FalconOcr.exe or in C:\ProgramData\FalconOCR.</w:t>
+        <w:t xml:space="preserve"> Administrators can deploy a license for all users by placing a file named license.key (containing the key) next to FalconOcr.exe or in C:\ProgramData\FalconOCR.</w:t>
       </w:r>
     </w:p>
     <w:p>
@@ -7582,7 +7740,7 @@
         </w:rPr>
         <w:br w:type="page"/>
       </w:r>
-      <w:bookmarkStart w:id="13" w:name="_Toc241126034"/>
+      <w:bookmarkStart w:id="13" w:name="_Toc241128315"/>
       <w:r>
         <w:rPr>
           <w:rFonts w:eastAsia="Times New Roman"/>
@@ -8046,16 +8204,7 @@
                 <w:sz w:val="20"/>
                 <w:szCs w:val="20"/>
               </w:rPr>
-              <w:t>Home (workspace), OCR (quick text), Batch P</w:t>
-            </w:r>
-            <w:r>
-              <w:rPr>
-                <w:rFonts w:ascii="Calibri" w:eastAsia="Times New Roman" w:hAnsi="Calibri" w:cs="Calibri"/>
-                <w:color w:val="1F2937"/>
-                <w:sz w:val="20"/>
-                <w:szCs w:val="20"/>
-              </w:rPr>
-              <w:t>rocess, History, Settings; « Collapse at the bottom.</w:t>
+              <w:t>Home (workspace), OCR (quick text), Batch Process, History, Settings; « Collapse at the bottom.</w:t>
             </w:r>
           </w:p>
         </w:tc>
@@ -8136,7 +8285,16 @@
                 <w:sz w:val="20"/>
                 <w:szCs w:val="20"/>
               </w:rPr>
-              <w:t>Add Files, Scan, From Clipboard, Rotate, Crop, Delete, Recognize, Export; Settings and Help on the right.</w:t>
+              <w:t>Add Files, Scan, From Clipboard, Rotate, Crop, Delete, Recognize, Ex</w:t>
+            </w:r>
+            <w:r>
+              <w:rPr>
+                <w:rFonts w:ascii="Calibri" w:eastAsia="Times New Roman" w:hAnsi="Calibri" w:cs="Calibri"/>
+                <w:color w:val="1F2937"/>
+                <w:sz w:val="20"/>
+                <w:szCs w:val="20"/>
+              </w:rPr>
+              <w:t>port; Settings and Help on the right.</w:t>
             </w:r>
           </w:p>
         </w:tc>
@@ -8217,7 +8375,7 @@
                 <w:sz w:val="20"/>
                 <w:szCs w:val="20"/>
               </w:rPr>
-              <w:t>Your documents; the pages of the selected document.</w:t>
+              <w:t>Your documents; the pages of the selected document; « Hide panel at the bottom.</w:t>
             </w:r>
           </w:p>
         </w:tc>
@@ -8298,16 +8456,7 @@
                 <w:sz w:val="20"/>
                 <w:szCs w:val="20"/>
               </w:rPr>
-              <w:t>The</w:t>
-            </w:r>
-            <w:r>
-              <w:rPr>
-                <w:rFonts w:ascii="Calibri" w:eastAsia="Times New Roman" w:hAnsi="Calibri" w:cs="Calibri"/>
-                <w:color w:val="1F2937"/>
-                <w:sz w:val="20"/>
-                <w:szCs w:val="20"/>
-              </w:rPr>
-              <w:t xml:space="preserve"> original page with zoom and page controls.</w:t>
+              <w:t>The original page with zoom and page controls.</w:t>
             </w:r>
           </w:p>
         </w:tc>
@@ -8550,7 +8699,16 @@
                 <w:sz w:val="20"/>
                 <w:szCs w:val="20"/>
               </w:rPr>
-              <w:t>Progress and messages; number of files, selection and output format.</w:t>
+              <w:t>Pro</w:t>
+            </w:r>
+            <w:r>
+              <w:rPr>
+                <w:rFonts w:ascii="Calibri" w:eastAsia="Times New Roman" w:hAnsi="Calibri" w:cs="Calibri"/>
+                <w:color w:val="1F2937"/>
+                <w:sz w:val="20"/>
+                <w:szCs w:val="20"/>
+              </w:rPr>
+              <w:t>gress and messages; number of files, selection and output format.</w:t>
             </w:r>
           </w:p>
         </w:tc>
@@ -8563,7 +8721,7 @@
           <w:rFonts w:eastAsia="Times New Roman"/>
         </w:rPr>
       </w:pPr>
-      <w:bookmarkStart w:id="14" w:name="_Toc241126035"/>
+      <w:bookmarkStart w:id="14" w:name="_Toc241128316"/>
       <w:r>
         <w:rPr>
           <w:rFonts w:eastAsia="Times New Roman"/>
@@ -8604,16 +8762,7 @@
           <w:sz w:val="22"/>
           <w:szCs w:val="22"/>
         </w:rPr>
-        <w:t xml:space="preserve"> — Engl</w:t>
-      </w:r>
-      <w:r>
-        <w:rPr>
-          <w:rFonts w:ascii="Calibri" w:eastAsia="Times New Roman" w:hAnsi="Calibri" w:cs="Calibri"/>
-          <w:color w:val="1F2937"/>
-          <w:sz w:val="22"/>
-          <w:szCs w:val="22"/>
-        </w:rPr>
-        <w:t xml:space="preserve">ish, </w:t>
+        <w:t xml:space="preserve"> — English, </w:t>
       </w:r>
       <w:r>
         <w:rPr>
@@ -8689,7 +8838,16 @@
           <w:sz w:val="22"/>
           <w:szCs w:val="22"/>
         </w:rPr>
-        <w:t xml:space="preserve"> and confirm the restart. On first start Falcon OCR uses the language of Windows.</w:t>
+        <w:t xml:space="preserve"> and confirm the restart. On first start Falcon </w:t>
+      </w:r>
+      <w:r>
+        <w:rPr>
+          <w:rFonts w:ascii="Calibri" w:eastAsia="Times New Roman" w:hAnsi="Calibri" w:cs="Calibri"/>
+          <w:color w:val="1F2937"/>
+          <w:sz w:val="22"/>
+          <w:szCs w:val="22"/>
+        </w:rPr>
+        <w:t>OCR uses the language of Windows.</w:t>
       </w:r>
     </w:p>
     <w:p>
@@ -8744,16 +8902,7 @@
           <w:sz w:val="22"/>
           <w:szCs w:val="22"/>
         </w:rPr>
-        <w:t xml:space="preserve"> </w:t>
-      </w:r>
-      <w:r>
-        <w:rPr>
-          <w:rFonts w:ascii="Calibri" w:eastAsia="Times New Roman" w:hAnsi="Calibri" w:cs="Calibri"/>
-          <w:color w:val="1F2937"/>
-          <w:sz w:val="22"/>
-          <w:szCs w:val="22"/>
-        </w:rPr>
-        <w:t xml:space="preserve">at the bottom of the navigation bar to show only the icons (point at an icon to see its name). Click </w:t>
+        <w:t xml:space="preserve"> at the bottom of the navigation bar to show only the icons (point at an icon to see its name). Click </w:t>
       </w:r>
       <w:r>
         <w:rPr>
@@ -8799,16 +8948,65 @@
           <w:sz w:val="22"/>
           <w:szCs w:val="22"/>
         </w:rPr>
-        <w:t>Resize the settings panel</w:t>
-      </w:r>
-      <w:r>
-        <w:rPr>
-          <w:rFonts w:ascii="Calibri" w:eastAsia="Times New Roman" w:hAnsi="Calibri" w:cs="Calibri"/>
-          <w:color w:val="1F2937"/>
-          <w:sz w:val="22"/>
-          <w:szCs w:val="22"/>
-        </w:rPr>
-        <w:t xml:space="preserve"> — drag the dotted grip at the left edge of the right-hand panel with the mouse (280–640 pixels).</w:t>
+        <w:t>Hide the Files / Thumbnails panel</w:t>
+      </w:r>
+      <w:r>
+        <w:rPr>
+          <w:rFonts w:ascii="Calibri" w:eastAsia="Times New Roman" w:hAnsi="Calibri" w:cs="Calibri"/>
+          <w:color w:val="1F2937"/>
+          <w:sz w:val="22"/>
+          <w:szCs w:val="22"/>
+        </w:rPr>
+        <w:t xml:space="preserve"> — click </w:t>
+      </w:r>
+      <w:r>
+        <w:rPr>
+          <w:rFonts w:ascii="Calibri" w:eastAsia="Times New Roman" w:hAnsi="Calibri" w:cs="Calibri"/>
+          <w:b/>
+          <w:bCs/>
+          <w:color w:val="1F2937"/>
+          <w:sz w:val="22"/>
+          <w:szCs w:val="22"/>
+        </w:rPr>
+        <w:t>« Hide panel</w:t>
+      </w:r>
+      <w:r>
+        <w:rPr>
+          <w:rFonts w:ascii="Calibri" w:eastAsia="Times New Roman" w:hAnsi="Calibri" w:cs="Calibri"/>
+          <w:color w:val="1F2937"/>
+          <w:sz w:val="22"/>
+          <w:szCs w:val="22"/>
+        </w:rPr>
+        <w:t xml:space="preserve"> </w:t>
+      </w:r>
+      <w:r>
+        <w:rPr>
+          <w:rFonts w:ascii="Calibri" w:eastAsia="Times New Roman" w:hAnsi="Calibri" w:cs="Calibri"/>
+          <w:color w:val="1F2937"/>
+          <w:sz w:val="22"/>
+          <w:szCs w:val="22"/>
+        </w:rPr>
+        <w:t xml:space="preserve">at the bottom of the panel to get more room for the pages; a narrow strip remains. Click </w:t>
+      </w:r>
+      <w:r>
+        <w:rPr>
+          <w:rFonts w:ascii="Calibri" w:eastAsia="Times New Roman" w:hAnsi="Calibri" w:cs="Calibri"/>
+          <w:b/>
+          <w:bCs/>
+          <w:color w:val="1F2937"/>
+          <w:sz w:val="22"/>
+          <w:szCs w:val="22"/>
+        </w:rPr>
+        <w:t>»</w:t>
+      </w:r>
+      <w:r>
+        <w:rPr>
+          <w:rFonts w:ascii="Calibri" w:eastAsia="Times New Roman" w:hAnsi="Calibri" w:cs="Calibri"/>
+          <w:color w:val="1F2937"/>
+          <w:sz w:val="22"/>
+          <w:szCs w:val="22"/>
+        </w:rPr>
+        <w:t xml:space="preserve"> on the strip to show the panel again.</w:t>
       </w:r>
     </w:p>
     <w:p>
@@ -8828,20 +9026,55 @@
       <w:r>
         <w:rPr>
           <w:rFonts w:ascii="Calibri" w:eastAsia="Times New Roman" w:hAnsi="Calibri" w:cs="Calibri"/>
-          <w:color w:val="1F2937"/>
-          <w:sz w:val="22"/>
-          <w:szCs w:val="22"/>
-        </w:rPr>
-        <w:t>Falcon OCR</w:t>
-      </w:r>
-      <w:r>
-        <w:rPr>
-          <w:rFonts w:ascii="Calibri" w:eastAsia="Times New Roman" w:hAnsi="Calibri" w:cs="Calibri"/>
-          <w:color w:val="1F2937"/>
-          <w:sz w:val="22"/>
-          <w:szCs w:val="22"/>
-        </w:rPr>
-        <w:t xml:space="preserve"> remembers these choices, the window size and position.</w:t>
+          <w:b/>
+          <w:bCs/>
+          <w:color w:val="1F2937"/>
+          <w:sz w:val="22"/>
+          <w:szCs w:val="22"/>
+        </w:rPr>
+        <w:t>Resize the settings panel</w:t>
+      </w:r>
+      <w:r>
+        <w:rPr>
+          <w:rFonts w:ascii="Calibri" w:eastAsia="Times New Roman" w:hAnsi="Calibri" w:cs="Calibri"/>
+          <w:color w:val="1F2937"/>
+          <w:sz w:val="22"/>
+          <w:szCs w:val="22"/>
+        </w:rPr>
+        <w:t xml:space="preserve"> — drag the dotted grip at the left edge of the right-hand panel with the mouse (280–640 pixels).</w:t>
+      </w:r>
+    </w:p>
+    <w:p>
+      <w:pPr>
+        <w:numPr>
+          <w:ilvl w:val="0"/>
+          <w:numId w:val="6"/>
+        </w:numPr>
+        <w:spacing w:before="100" w:beforeAutospacing="1" w:after="60"/>
+        <w:rPr>
+          <w:rFonts w:ascii="Calibri" w:eastAsia="Times New Roman" w:hAnsi="Calibri" w:cs="Calibri"/>
+          <w:color w:val="1F2937"/>
+          <w:sz w:val="22"/>
+          <w:szCs w:val="22"/>
+        </w:rPr>
+      </w:pPr>
+      <w:r>
+        <w:rPr>
+          <w:rFonts w:ascii="Calibri" w:eastAsia="Times New Roman" w:hAnsi="Calibri" w:cs="Calibri"/>
+          <w:color w:val="1F2937"/>
+          <w:sz w:val="22"/>
+          <w:szCs w:val="22"/>
+        </w:rPr>
+        <w:t>Falc</w:t>
+      </w:r>
+      <w:r>
+        <w:rPr>
+          <w:rFonts w:ascii="Calibri" w:eastAsia="Times New Roman" w:hAnsi="Calibri" w:cs="Calibri"/>
+          <w:color w:val="1F2937"/>
+          <w:sz w:val="22"/>
+          <w:szCs w:val="22"/>
+        </w:rPr>
+        <w:t>on OCR remembers these choices, the window size and position.</w:t>
       </w:r>
     </w:p>
     <w:tbl>
@@ -9050,13 +9283,7 @@
               <w:rPr>
                 <w:rFonts w:ascii="Calibri" w:hAnsi="Calibri" w:cs="Calibri"/>
               </w:rPr>
-              <w:t>Fi</w:t>
-            </w:r>
-            <w:r>
-              <w:rPr>
-                <w:rFonts w:ascii="Calibri" w:hAnsi="Calibri" w:cs="Calibri"/>
-              </w:rPr>
-              <w:t>gure 7 – Grip for resizing the settings panel</w:t>
+              <w:t>Figure 7 – Grip for resizing the settings panel</w:t>
             </w:r>
           </w:p>
         </w:tc>
@@ -9146,7 +9373,7 @@
           <w:rFonts w:eastAsia="Times New Roman"/>
         </w:rPr>
       </w:pPr>
-      <w:bookmarkStart w:id="15" w:name="_Toc241126036"/>
+      <w:bookmarkStart w:id="15" w:name="_Toc241128317"/>
       <w:r>
         <w:rPr>
           <w:rFonts w:eastAsia="Times New Roman"/>
@@ -9162,7 +9389,7 @@
           <w:rFonts w:eastAsia="Times New Roman"/>
         </w:rPr>
       </w:pPr>
-      <w:bookmarkStart w:id="16" w:name="_Toc241126037"/>
+      <w:bookmarkStart w:id="16" w:name="_Toc241128318"/>
       <w:r>
         <w:rPr>
           <w:rFonts w:eastAsia="Times New Roman"/>
@@ -9315,7 +9542,7 @@
           <w:rFonts w:eastAsia="Times New Roman"/>
         </w:rPr>
       </w:pPr>
-      <w:bookmarkStart w:id="17" w:name="_Toc241126038"/>
+      <w:bookmarkStart w:id="17" w:name="_Toc241128319"/>
       <w:r>
         <w:rPr>
           <w:rFonts w:eastAsia="Times New Roman"/>
@@ -9456,7 +9683,7 @@
           <w:rFonts w:eastAsia="Times New Roman"/>
         </w:rPr>
       </w:pPr>
-      <w:bookmarkStart w:id="18" w:name="_Toc241126039"/>
+      <w:bookmarkStart w:id="18" w:name="_Toc241128320"/>
       <w:r>
         <w:rPr>
           <w:rFonts w:eastAsia="Times New Roman"/>
@@ -9575,7 +9802,7 @@
           <w:rFonts w:eastAsia="Times New Roman"/>
         </w:rPr>
       </w:pPr>
-      <w:bookmarkStart w:id="19" w:name="_Toc241126040"/>
+      <w:bookmarkStart w:id="19" w:name="_Toc241128321"/>
       <w:r>
         <w:rPr>
           <w:rFonts w:eastAsia="Times New Roman"/>
@@ -9620,7 +9847,7 @@
           <w:rFonts w:eastAsia="Times New Roman"/>
         </w:rPr>
       </w:pPr>
-      <w:bookmarkStart w:id="20" w:name="_Toc241126041"/>
+      <w:bookmarkStart w:id="20" w:name="_Toc241128322"/>
       <w:r>
         <w:rPr>
           <w:rFonts w:eastAsia="Times New Roman"/>
@@ -9883,7 +10110,7 @@
         </w:rPr>
         <w:br w:type="page"/>
       </w:r>
-      <w:bookmarkStart w:id="21" w:name="_Toc241126042"/>
+      <w:bookmarkStart w:id="21" w:name="_Toc241128323"/>
       <w:r>
         <w:rPr>
           <w:rFonts w:eastAsia="Times New Roman"/>
@@ -9899,7 +10126,7 @@
           <w:rFonts w:eastAsia="Times New Roman"/>
         </w:rPr>
       </w:pPr>
-      <w:bookmarkStart w:id="22" w:name="_Toc241126043"/>
+      <w:bookmarkStart w:id="22" w:name="_Toc241128324"/>
       <w:r>
         <w:rPr>
           <w:rFonts w:eastAsia="Times New Roman"/>
@@ -11009,7 +11236,7 @@
           <w:rFonts w:eastAsia="Times New Roman"/>
         </w:rPr>
       </w:pPr>
-      <w:bookmarkStart w:id="23" w:name="_Toc241126044"/>
+      <w:bookmarkStart w:id="23" w:name="_Toc241128325"/>
       <w:r>
         <w:rPr>
           <w:rFonts w:eastAsia="Times New Roman"/>
@@ -11145,7 +11372,7 @@
           <w:rFonts w:eastAsia="Times New Roman"/>
         </w:rPr>
       </w:pPr>
-      <w:bookmarkStart w:id="24" w:name="_Toc241126045"/>
+      <w:bookmarkStart w:id="24" w:name="_Toc241128326"/>
       <w:r>
         <w:rPr>
           <w:rFonts w:eastAsia="Times New Roman"/>
@@ -12461,7 +12688,7 @@
           <w:rFonts w:eastAsia="Times New Roman"/>
         </w:rPr>
       </w:pPr>
-      <w:bookmarkStart w:id="25" w:name="_Toc241126046"/>
+      <w:bookmarkStart w:id="25" w:name="_Toc241128327"/>
       <w:r>
         <w:rPr>
           <w:rFonts w:eastAsia="Times New Roman"/>
@@ -12579,16 +12806,16 @@
           <w:sz w:val="22"/>
           <w:szCs w:val="22"/>
         </w:rPr>
-        <w:t xml:space="preserve"> </w:t>
-      </w:r>
-      <w:r>
-        <w:rPr>
-          <w:rFonts w:ascii="Calibri" w:eastAsia="Times New Roman" w:hAnsi="Calibri" w:cs="Calibri"/>
-          <w:color w:val="1F2937"/>
-          <w:sz w:val="22"/>
-          <w:szCs w:val="22"/>
-        </w:rPr>
-        <w:t>(the Recognize button changes while it runs). Pages already finished keep their results.</w:t>
+        <w:t xml:space="preserve"> (the Recognize button changes while it runs). Pages alrea</w:t>
+      </w:r>
+      <w:r>
+        <w:rPr>
+          <w:rFonts w:ascii="Calibri" w:eastAsia="Times New Roman" w:hAnsi="Calibri" w:cs="Calibri"/>
+          <w:color w:val="1F2937"/>
+          <w:sz w:val="22"/>
+          <w:szCs w:val="22"/>
+        </w:rPr>
+        <w:t>dy finished keep their results.</w:t>
       </w:r>
     </w:p>
     <w:p>
@@ -12608,16 +12835,7 @@
           <w:sz w:val="22"/>
           <w:szCs w:val="22"/>
         </w:rPr>
-        <w:t>A dense A4 page takes about 5–6 seconds; digital PDF pages take less than a second. The first recognition after start-up may take a moment longer while the models load</w:t>
-      </w:r>
-      <w:r>
-        <w:rPr>
-          <w:rFonts w:ascii="Calibri" w:hAnsi="Calibri" w:cs="Calibri"/>
-          <w:color w:val="1F2937"/>
-          <w:sz w:val="22"/>
-          <w:szCs w:val="22"/>
-        </w:rPr>
-        <w:t>.</w:t>
+        <w:t>A dense A4 page takes about 5–6 seconds; digital PDF pages take less than a second. The first recognition after start-up may take a moment longer while the models load.</w:t>
       </w:r>
     </w:p>
     <w:p>
@@ -12648,7 +12866,16 @@
           <w:sz w:val="22"/>
           <w:szCs w:val="22"/>
         </w:rPr>
-        <w:t xml:space="preserve"> Recognize again with other settings: click Recognize on a finished document and confirm, or use </w:t>
+        <w:t xml:space="preserve"> Recognize again with other settings: click Recogni</w:t>
+      </w:r>
+      <w:r>
+        <w:rPr>
+          <w:rFonts w:ascii="Calibri" w:hAnsi="Calibri" w:cs="Calibri"/>
+          <w:color w:val="1F2937"/>
+          <w:sz w:val="22"/>
+          <w:szCs w:val="22"/>
+        </w:rPr>
+        <w:t xml:space="preserve">ze on a finished document and confirm, or use </w:t>
       </w:r>
       <w:r>
         <w:rPr>
@@ -12703,7 +12930,7 @@
         </w:rPr>
         <w:br w:type="page"/>
       </w:r>
-      <w:bookmarkStart w:id="26" w:name="_Toc241126047"/>
+      <w:bookmarkStart w:id="26" w:name="_Toc241128328"/>
       <w:r>
         <w:rPr>
           <w:rFonts w:eastAsia="Times New Roman"/>
@@ -12784,13 +13011,13 @@
         <w:rPr>
           <w:rFonts w:ascii="Calibri" w:hAnsi="Calibri" w:cs="Calibri"/>
         </w:rPr>
-        <w:t>Figu</w:t>
+        <w:t>Figure 9 – The selected line is highlighted in the original a</w:t>
       </w:r>
       <w:r>
         <w:rPr>
           <w:rFonts w:ascii="Calibri" w:hAnsi="Calibri" w:cs="Calibri"/>
         </w:rPr>
-        <w:t>re 9 – The selected line is highlighted in the original and in the result</w:t>
+        <w:t>nd in the result</w:t>
       </w:r>
     </w:p>
     <w:p>
@@ -12800,7 +13027,7 @@
           <w:rFonts w:eastAsia="Times New Roman"/>
         </w:rPr>
       </w:pPr>
-      <w:bookmarkStart w:id="27" w:name="_Toc241126048"/>
+      <w:bookmarkStart w:id="27" w:name="_Toc241128329"/>
       <w:r>
         <w:rPr>
           <w:rFonts w:eastAsia="Times New Roman"/>
@@ -12850,16 +13077,7 @@
           <w:sz w:val="22"/>
           <w:szCs w:val="22"/>
         </w:rPr>
-        <w:t xml:space="preserve"> tab shows the page rebuilt from the recognized text at the same positions as the original: fonts, sizes, bold text, colors, tables and pictu</w:t>
-      </w:r>
-      <w:r>
-        <w:rPr>
-          <w:rFonts w:ascii="Calibri" w:eastAsia="Times New Roman" w:hAnsi="Calibri" w:cs="Calibri"/>
-          <w:color w:val="1F2937"/>
-          <w:sz w:val="22"/>
-          <w:szCs w:val="22"/>
-        </w:rPr>
-        <w:t>res.</w:t>
+        <w:t xml:space="preserve"> tab shows the page rebuilt from the recognized text at the same positions as the original: fonts, sizes, bold text, colors, tables and pictures.</w:t>
       </w:r>
     </w:p>
     <w:p>
@@ -12883,7 +13101,16 @@
           <w:sz w:val="22"/>
           <w:szCs w:val="22"/>
         </w:rPr>
-        <w:t>Zoom and scrolling are linked: zoom with −/+, the zoom box (Fit width, Fit page, 50–300 %), Ctrl+mouse wheel; move with the scroll bars, the mouse wheel, the hand tool or the middle mouse button.</w:t>
+        <w:t>Zoom and scrolling are linked: zoom with −/+, the zo</w:t>
+      </w:r>
+      <w:r>
+        <w:rPr>
+          <w:rFonts w:ascii="Calibri" w:eastAsia="Times New Roman" w:hAnsi="Calibri" w:cs="Calibri"/>
+          <w:color w:val="1F2937"/>
+          <w:sz w:val="22"/>
+          <w:szCs w:val="22"/>
+        </w:rPr>
+        <w:t>om box (Fit width, Fit page, 50–300 %), Ctrl+mouse wheel; move with the scroll bars, the mouse wheel, the hand tool or the middle mouse button.</w:t>
       </w:r>
     </w:p>
     <w:p>
@@ -12917,18 +13144,12 @@
           <w:rFonts w:eastAsia="Times New Roman"/>
         </w:rPr>
       </w:pPr>
-      <w:bookmarkStart w:id="28" w:name="_Toc241126049"/>
+      <w:bookmarkStart w:id="28" w:name="_Toc241128330"/>
       <w:r>
         <w:rPr>
           <w:rFonts w:eastAsia="Times New Roman"/>
         </w:rPr>
-        <w:t>9.2 Finding and c</w:t>
-      </w:r>
-      <w:r>
-        <w:rPr>
-          <w:rFonts w:eastAsia="Times New Roman"/>
-        </w:rPr>
-        <w:t>orrecting text</w:t>
+        <w:t>9.2 Finding and correcting text</w:t>
       </w:r>
       <w:bookmarkEnd w:id="28"/>
     </w:p>
@@ -12953,7 +13174,16 @@
           <w:sz w:val="22"/>
           <w:szCs w:val="22"/>
         </w:rPr>
-        <w:t>Click a line in either view — it is highlighted in both, so you can compare it with the original.</w:t>
+        <w:t>Click a line in either view — it is highli</w:t>
+      </w:r>
+      <w:r>
+        <w:rPr>
+          <w:rFonts w:ascii="Calibri" w:eastAsia="Times New Roman" w:hAnsi="Calibri" w:cs="Calibri"/>
+          <w:color w:val="1F2937"/>
+          <w:sz w:val="22"/>
+          <w:szCs w:val="22"/>
+        </w:rPr>
+        <w:t>ghted in both, so you can compare it with the original.</w:t>
       </w:r>
     </w:p>
     <w:p>
@@ -13061,7 +13291,16 @@
           <w:sz w:val="22"/>
           <w:szCs w:val="22"/>
         </w:rPr>
-        <w:t xml:space="preserve"> to cancel. Corrected lines are underlined with a dashed blue line and exported as corrected.</w:t>
+        <w:t xml:space="preserve"> </w:t>
+      </w:r>
+      <w:r>
+        <w:rPr>
+          <w:rFonts w:ascii="Calibri" w:eastAsia="Times New Roman" w:hAnsi="Calibri" w:cs="Calibri"/>
+          <w:color w:val="1F2937"/>
+          <w:sz w:val="22"/>
+          <w:szCs w:val="22"/>
+        </w:rPr>
+        <w:t>to cancel. Corrected lines are underlined with a dashed blue line and exported as corrected.</w:t>
       </w:r>
     </w:p>
     <w:p>
@@ -13071,7 +13310,7 @@
           <w:rFonts w:eastAsia="Times New Roman"/>
         </w:rPr>
       </w:pPr>
-      <w:bookmarkStart w:id="29" w:name="_Toc241126050"/>
+      <w:bookmarkStart w:id="29" w:name="_Toc241128331"/>
       <w:r>
         <w:rPr>
           <w:rFonts w:eastAsia="Times New Roman"/>
@@ -13154,13 +13393,13 @@
         <w:rPr>
           <w:rFonts w:ascii="Calibri" w:hAnsi="Calibri" w:cs="Calibri"/>
         </w:rPr>
-        <w:t>Figure 10 – Formatting tool</w:t>
+        <w:t>Figure 10 – Formatting toolbar: style, font and size boxes,</w:t>
       </w:r>
       <w:r>
         <w:rPr>
           <w:rFonts w:ascii="Calibri" w:hAnsi="Calibri" w:cs="Calibri"/>
         </w:rPr>
-        <w:t>bar: style, font and size boxes, B / I / U, lists</w:t>
+        <w:t xml:space="preserve"> B / I / U, lists</w:t>
       </w:r>
     </w:p>
     <w:p>
@@ -13268,16 +13507,16 @@
           <w:sz w:val="22"/>
           <w:szCs w:val="22"/>
         </w:rPr>
-        <w:t xml:space="preserve"> show the font of the selected line. Choose another font or size from the list,</w:t>
-      </w:r>
-      <w:r>
-        <w:rPr>
-          <w:rFonts w:ascii="Calibri" w:eastAsia="Times New Roman" w:hAnsi="Calibri" w:cs="Calibri"/>
-          <w:color w:val="1F2937"/>
-          <w:sz w:val="22"/>
-          <w:szCs w:val="22"/>
-        </w:rPr>
-        <w:t xml:space="preserve"> or type a font name or a size (e.g. 10.5) and press Enter — the whole paragraph changes and the export uses the new font.</w:t>
+        <w:t xml:space="preserve"> show the font of the selected line. Choose another font or size from the list, or type a font name or a size (</w:t>
+      </w:r>
+      <w:r>
+        <w:rPr>
+          <w:rFonts w:ascii="Calibri" w:eastAsia="Times New Roman" w:hAnsi="Calibri" w:cs="Calibri"/>
+          <w:color w:val="1F2937"/>
+          <w:sz w:val="22"/>
+          <w:szCs w:val="22"/>
+        </w:rPr>
+        <w:t>e.g. 10.5) and press Enter — the whole paragraph changes and the export uses the new font.</w:t>
       </w:r>
     </w:p>
     <w:p>
@@ -13376,16 +13615,7 @@
           <w:sz w:val="22"/>
           <w:szCs w:val="22"/>
         </w:rPr>
-        <w:t>The list buttons turn the paragraph into a bulleted or numbered list ite</w:t>
-      </w:r>
-      <w:r>
-        <w:rPr>
-          <w:rFonts w:ascii="Calibri" w:eastAsia="Times New Roman" w:hAnsi="Calibri" w:cs="Calibri"/>
-          <w:color w:val="1F2937"/>
-          <w:sz w:val="22"/>
-          <w:szCs w:val="22"/>
-        </w:rPr>
-        <w:t>m.</w:t>
+        <w:t>The list buttons turn the paragraph into a bulleted or numbered list item.</w:t>
       </w:r>
     </w:p>
     <w:p>
@@ -13420,7 +13650,16 @@
           <w:sz w:val="22"/>
           <w:szCs w:val="22"/>
         </w:rPr>
-        <w:t xml:space="preserve"> menu: switch the yellow highlighting on or off, copy the text of the page or of the whole document.</w:t>
+        <w:t xml:space="preserve"> menu: switch the yellow hig</w:t>
+      </w:r>
+      <w:r>
+        <w:rPr>
+          <w:rFonts w:ascii="Calibri" w:eastAsia="Times New Roman" w:hAnsi="Calibri" w:cs="Calibri"/>
+          <w:color w:val="1F2937"/>
+          <w:sz w:val="22"/>
+          <w:szCs w:val="22"/>
+        </w:rPr>
+        <w:t>hlighting on or off, copy the text of the page or of the whole document.</w:t>
       </w:r>
     </w:p>
     <w:p>
@@ -13430,7 +13669,7 @@
           <w:rFonts w:eastAsia="Times New Roman"/>
         </w:rPr>
       </w:pPr>
-      <w:bookmarkStart w:id="30" w:name="_Toc241126051"/>
+      <w:bookmarkStart w:id="30" w:name="_Toc241128332"/>
       <w:r>
         <w:rPr>
           <w:rFonts w:eastAsia="Times New Roman"/>
@@ -13513,13 +13752,13 @@
         <w:rPr>
           <w:rFonts w:ascii="Calibri" w:hAnsi="Calibri" w:cs="Calibri"/>
         </w:rPr>
-        <w:t>Figure 11 – Original Image: detected text lines (</w:t>
+        <w:t>Figure 11 – Original Image: detected text lines (green), table (blue), picture (o</w:t>
       </w:r>
       <w:r>
         <w:rPr>
           <w:rFonts w:ascii="Calibri" w:hAnsi="Calibri" w:cs="Calibri"/>
         </w:rPr>
-        <w:t>green), table (blue), picture (orange)</w:t>
+        <w:t>range)</w:t>
       </w:r>
     </w:p>
     <w:p>
@@ -13578,7 +13817,7 @@
         </w:rPr>
         <w:br w:type="page"/>
       </w:r>
-      <w:bookmarkStart w:id="31" w:name="_Toc241126052"/>
+      <w:bookmarkStart w:id="31" w:name="_Toc241128333"/>
       <w:r>
         <w:rPr>
           <w:rFonts w:eastAsia="Times New Roman"/>
@@ -13608,16 +13847,16 @@
           <w:sz w:val="22"/>
           <w:szCs w:val="22"/>
         </w:rPr>
-        <w:t>Choose the out</w:t>
-      </w:r>
-      <w:r>
-        <w:rPr>
-          <w:rFonts w:ascii="Calibri" w:eastAsia="Times New Roman" w:hAnsi="Calibri" w:cs="Calibri"/>
-          <w:color w:val="1F2937"/>
-          <w:sz w:val="22"/>
-          <w:szCs w:val="22"/>
-        </w:rPr>
-        <w:t>put format and the document type on the right.</w:t>
+        <w:t>Choose the output format and the document type</w:t>
+      </w:r>
+      <w:r>
+        <w:rPr>
+          <w:rFonts w:ascii="Calibri" w:eastAsia="Times New Roman" w:hAnsi="Calibri" w:cs="Calibri"/>
+          <w:color w:val="1F2937"/>
+          <w:sz w:val="22"/>
+          <w:szCs w:val="22"/>
+        </w:rPr>
+        <w:t xml:space="preserve"> on the right.</w:t>
       </w:r>
     </w:p>
     <w:p>
@@ -13685,16 +13924,7 @@
           <w:sz w:val="22"/>
           <w:szCs w:val="22"/>
         </w:rPr>
-        <w:t>The file is saved in the output folder with the document's name (a number is added if the name exists,</w:t>
-      </w:r>
-      <w:r>
-        <w:rPr>
-          <w:rFonts w:ascii="Calibri" w:eastAsia="Times New Roman" w:hAnsi="Calibri" w:cs="Calibri"/>
-          <w:color w:val="1F2937"/>
-          <w:sz w:val="22"/>
-          <w:szCs w:val="22"/>
-        </w:rPr>
-        <w:t xml:space="preserve"> e.g. </w:t>
+        <w:t xml:space="preserve">The file is saved in the output folder with the document's name (a number is added if the name exists, e.g. </w:t>
       </w:r>
       <w:r>
         <w:rPr>
@@ -13744,7 +13974,7 @@
           <w:rFonts w:eastAsia="Times New Roman"/>
         </w:rPr>
       </w:pPr>
-      <w:bookmarkStart w:id="32" w:name="_Toc241126053"/>
+      <w:bookmarkStart w:id="32" w:name="_Toc241128334"/>
       <w:r>
         <w:rPr>
           <w:rFonts w:eastAsia="Times New Roman"/>
@@ -14442,16 +14672,16 @@
                 <w:sz w:val="20"/>
                 <w:szCs w:val="20"/>
               </w:rPr>
-              <w:t>Text f</w:t>
-            </w:r>
-            <w:r>
-              <w:rPr>
-                <w:rFonts w:ascii="Calibri" w:eastAsia="Times New Roman" w:hAnsi="Calibri" w:cs="Calibri"/>
-                <w:color w:val="1F2937"/>
-                <w:sz w:val="20"/>
-                <w:szCs w:val="20"/>
-              </w:rPr>
-              <w:t>lows and can be edited; headings use Word heading styles (useful for a table of contents); columns, lists, tables and pictures are kept.</w:t>
+              <w:t>Text flows and can be edited; headings use Word</w:t>
+            </w:r>
+            <w:r>
+              <w:rPr>
+                <w:rFonts w:ascii="Calibri" w:eastAsia="Times New Roman" w:hAnsi="Calibri" w:cs="Calibri"/>
+                <w:color w:val="1F2937"/>
+                <w:sz w:val="20"/>
+                <w:szCs w:val="20"/>
+              </w:rPr>
+              <w:t xml:space="preserve"> heading styles (useful for a table of contents); columns, lists, tables and pictures are kept.</w:t>
             </w:r>
           </w:p>
         </w:tc>
@@ -14570,16 +14800,7 @@
                 <w:sz w:val="20"/>
                 <w:szCs w:val="20"/>
               </w:rPr>
-              <w:t>Looks like the original; each line is a separate text frame, so large</w:t>
-            </w:r>
-            <w:r>
-              <w:rPr>
-                <w:rFonts w:ascii="Calibri" w:eastAsia="Times New Roman" w:hAnsi="Calibri" w:cs="Calibri"/>
-                <w:color w:val="1F2937"/>
-                <w:sz w:val="20"/>
-                <w:szCs w:val="20"/>
-              </w:rPr>
-              <w:t>r edits are less comfortable.</w:t>
+              <w:t>Looks like the original; each line is a separate text frame, so larger edits are less comfortable.</w:t>
             </w:r>
           </w:p>
         </w:tc>
@@ -14839,12 +15060,18 @@
         </w:rPr>
         <w:br w:type="page"/>
       </w:r>
-      <w:bookmarkStart w:id="33" w:name="_Toc241126054"/>
+      <w:bookmarkStart w:id="33" w:name="_Toc241128335"/>
       <w:r>
         <w:rPr>
           <w:rFonts w:eastAsia="Times New Roman"/>
         </w:rPr>
-        <w:t>11. Quick OCR</w:t>
+        <w:t xml:space="preserve">11. Quick </w:t>
+      </w:r>
+      <w:r>
+        <w:rPr>
+          <w:rFonts w:eastAsia="Times New Roman"/>
+        </w:rPr>
+        <w:t>OCR</w:t>
       </w:r>
       <w:bookmarkEnd w:id="33"/>
     </w:p>
@@ -14962,16 +15189,7 @@
           <w:sz w:val="22"/>
           <w:szCs w:val="22"/>
         </w:rPr>
-        <w:t xml:space="preserve"> in the navigation bar when you just need the text of an image —</w:t>
-      </w:r>
-      <w:r>
-        <w:rPr>
-          <w:rFonts w:ascii="Calibri" w:hAnsi="Calibri" w:cs="Calibri"/>
-          <w:color w:val="1F2937"/>
-          <w:sz w:val="22"/>
-          <w:szCs w:val="22"/>
-        </w:rPr>
-        <w:t xml:space="preserve"> for example a screenshot. Press Ctrl+V (or </w:t>
+        <w:t xml:space="preserve"> in the navigation bar when you just need the text of an image — for example a screenshot. Press Ctrl+V (or </w:t>
       </w:r>
       <w:r>
         <w:rPr>
@@ -15061,7 +15279,7 @@
           <w:rFonts w:eastAsia="Times New Roman"/>
         </w:rPr>
       </w:pPr>
-      <w:bookmarkStart w:id="34" w:name="_Toc241126055"/>
+      <w:bookmarkStart w:id="34" w:name="_Toc241128336"/>
       <w:r>
         <w:rPr>
           <w:rFonts w:eastAsia="Times New Roman"/>
@@ -15144,7 +15362,13 @@
         <w:rPr>
           <w:rFonts w:ascii="Calibri" w:hAnsi="Calibri" w:cs="Calibri"/>
         </w:rPr>
-        <w:t>Figure 17 – Batch Process</w:t>
+        <w:t>Figure 17 – Batch Pro</w:t>
+      </w:r>
+      <w:r>
+        <w:rPr>
+          <w:rFonts w:ascii="Calibri" w:hAnsi="Calibri" w:cs="Calibri"/>
+        </w:rPr>
+        <w:t>cess</w:t>
       </w:r>
     </w:p>
     <w:p>
@@ -15272,16 +15496,7 @@
           <w:sz w:val="22"/>
           <w:szCs w:val="22"/>
         </w:rPr>
-        <w:t xml:space="preserve"> </w:t>
-      </w:r>
-      <w:r>
-        <w:rPr>
-          <w:rFonts w:ascii="Calibri" w:eastAsia="Times New Roman" w:hAnsi="Calibri" w:cs="Calibri"/>
-          <w:color w:val="1F2937"/>
-          <w:sz w:val="22"/>
-          <w:szCs w:val="22"/>
-        </w:rPr>
-        <w:t>a folder of images becomes one multi-page document.</w:t>
+        <w:t xml:space="preserve"> a folder of images becomes one multi-page document.</w:t>
       </w:r>
     </w:p>
     <w:p>
@@ -15305,7 +15520,16 @@
           <w:sz w:val="22"/>
           <w:szCs w:val="22"/>
         </w:rPr>
-        <w:t>Choose output format, document type, language and output folder (double-click the folder box to browse).</w:t>
+        <w:t>Choose output format, document type, language and output folder (</w:t>
+      </w:r>
+      <w:r>
+        <w:rPr>
+          <w:rFonts w:ascii="Calibri" w:eastAsia="Times New Roman" w:hAnsi="Calibri" w:cs="Calibri"/>
+          <w:color w:val="1F2937"/>
+          <w:sz w:val="22"/>
+          <w:szCs w:val="22"/>
+        </w:rPr>
+        <w:t>double-click the folder box to browse).</w:t>
       </w:r>
     </w:p>
     <w:p>
@@ -15369,16 +15593,7 @@
           <w:sz w:val="22"/>
           <w:szCs w:val="22"/>
         </w:rPr>
-        <w:t xml:space="preserve"> to cancel after </w:t>
-      </w:r>
-      <w:r>
-        <w:rPr>
-          <w:rFonts w:ascii="Calibri" w:eastAsia="Times New Roman" w:hAnsi="Calibri" w:cs="Calibri"/>
-          <w:color w:val="1F2937"/>
-          <w:sz w:val="22"/>
-          <w:szCs w:val="22"/>
-        </w:rPr>
-        <w:t>the current page.</w:t>
+        <w:t xml:space="preserve"> to cancel after the current page.</w:t>
       </w:r>
     </w:p>
     <w:p>
@@ -15412,7 +15627,7 @@
           <w:rFonts w:eastAsia="Times New Roman"/>
         </w:rPr>
       </w:pPr>
-      <w:bookmarkStart w:id="35" w:name="_Toc241126056"/>
+      <w:bookmarkStart w:id="35" w:name="_Toc241128337"/>
       <w:r>
         <w:rPr>
           <w:rFonts w:eastAsia="Times New Roman"/>
@@ -15526,16 +15741,7 @@
           <w:sz w:val="22"/>
           <w:szCs w:val="22"/>
         </w:rPr>
-        <w:t xml:space="preserve"> </w:t>
-      </w:r>
-      <w:r>
-        <w:rPr>
-          <w:rFonts w:ascii="Calibri" w:hAnsi="Calibri" w:cs="Calibri"/>
-          <w:color w:val="1F2937"/>
-          <w:sz w:val="22"/>
-          <w:szCs w:val="22"/>
-        </w:rPr>
-        <w:t xml:space="preserve">lists your recognitions and exports with time, source, output file, format, pages, language and duration. Select an entry and click </w:t>
+        <w:t xml:space="preserve"> lists your recognitions and exports with time, source, output file, format, pages, language and duration. Select an entry and click </w:t>
       </w:r>
       <w:r>
         <w:rPr>
@@ -15555,7 +15761,16 @@
           <w:sz w:val="22"/>
           <w:szCs w:val="22"/>
         </w:rPr>
-        <w:t xml:space="preserve"> (or double-click), </w:t>
+        <w:t xml:space="preserve"> (or double-</w:t>
+      </w:r>
+      <w:r>
+        <w:rPr>
+          <w:rFonts w:ascii="Calibri" w:hAnsi="Calibri" w:cs="Calibri"/>
+          <w:color w:val="1F2937"/>
+          <w:sz w:val="22"/>
+          <w:szCs w:val="22"/>
+        </w:rPr>
+        <w:t xml:space="preserve">click), </w:t>
       </w:r>
       <w:r>
         <w:rPr>
@@ -15625,7 +15840,7 @@
           <w:rFonts w:eastAsia="Times New Roman"/>
         </w:rPr>
       </w:pPr>
-      <w:bookmarkStart w:id="36" w:name="_Toc241126057"/>
+      <w:bookmarkStart w:id="36" w:name="_Toc241128338"/>
       <w:r>
         <w:rPr>
           <w:rFonts w:eastAsia="Times New Roman"/>
@@ -15911,7 +16126,16 @@
                 <w:sz w:val="20"/>
                 <w:szCs w:val="20"/>
               </w:rPr>
-              <w:t xml:space="preserve">Interface language (English, </w:t>
+              <w:t>Interfac</w:t>
+            </w:r>
+            <w:r>
+              <w:rPr>
+                <w:rFonts w:ascii="Calibri" w:eastAsia="Times New Roman" w:hAnsi="Calibri" w:cs="Calibri"/>
+                <w:color w:val="1F2937"/>
+                <w:sz w:val="20"/>
+                <w:szCs w:val="20"/>
+              </w:rPr>
+              <w:t xml:space="preserve">e language (English, </w:t>
             </w:r>
             <w:r>
               <w:rPr>
@@ -16046,16 +16270,16 @@
                 <w:sz w:val="20"/>
                 <w:szCs w:val="20"/>
               </w:rPr>
-              <w:t>Default language and lay</w:t>
-            </w:r>
-            <w:r>
-              <w:rPr>
-                <w:rFonts w:ascii="Calibri" w:eastAsia="Times New Roman" w:hAnsi="Calibri" w:cs="Calibri"/>
-                <w:color w:val="1F2937"/>
-                <w:sz w:val="20"/>
-                <w:szCs w:val="20"/>
-              </w:rPr>
-              <w:t>out analysis, table detection, recognize automatically when files are added, highlight uncertain characters.</w:t>
+              <w:t>Default language and layout analysis, table detection, recognize automatically when files are added, highlight uncertain characters, default font (Automatic uses the usual font of</w:t>
+            </w:r>
+            <w:r>
+              <w:rPr>
+                <w:rFonts w:ascii="Calibri" w:eastAsia="Times New Roman" w:hAnsi="Calibri" w:cs="Calibri"/>
+                <w:color w:val="1F2937"/>
+                <w:sz w:val="20"/>
+                <w:szCs w:val="20"/>
+              </w:rPr>
+              <w:t xml:space="preserve"> the recognition language; choose a font to use it for scanned text whose font is unknown — it applies to pages recognized afterwards and to exports).</w:t>
             </w:r>
           </w:p>
         </w:tc>
@@ -16260,7 +16484,7 @@
                 <w:sz w:val="20"/>
                 <w:szCs w:val="20"/>
               </w:rPr>
-              <w:t>OCR models</w:t>
+              <w:t>License</w:t>
             </w:r>
           </w:p>
         </w:tc>
@@ -16298,87 +16522,6 @@
                 <w:sz w:val="20"/>
                 <w:szCs w:val="20"/>
               </w:rPr>
-              <w:t>Shows that all language models are installed.</w:t>
-            </w:r>
-          </w:p>
-        </w:tc>
-      </w:tr>
-      <w:tr>
-        <w:trPr>
-          <w:cantSplit/>
-        </w:trPr>
-        <w:tc>
-          <w:tcPr>
-            <w:tcW w:w="0" w:type="auto"/>
-            <w:tcBorders>
-              <w:top w:val="single" w:sz="6" w:space="0" w:color="C9D3CF"/>
-              <w:left w:val="single" w:sz="6" w:space="0" w:color="C9D3CF"/>
-              <w:bottom w:val="single" w:sz="6" w:space="0" w:color="C9D3CF"/>
-              <w:right w:val="single" w:sz="6" w:space="0" w:color="C9D3CF"/>
-            </w:tcBorders>
-            <w:tcMar>
-              <w:top w:w="60" w:type="dxa"/>
-              <w:left w:w="100" w:type="dxa"/>
-              <w:bottom w:w="60" w:type="dxa"/>
-              <w:right w:w="100" w:type="dxa"/>
-            </w:tcMar>
-            <w:hideMark/>
-          </w:tcPr>
-          <w:p>
-            <w:pPr>
-              <w:spacing w:before="80" w:after="160"/>
-              <w:rPr>
-                <w:rFonts w:ascii="Calibri" w:eastAsia="Times New Roman" w:hAnsi="Calibri" w:cs="Calibri"/>
-                <w:color w:val="1F2937"/>
-                <w:sz w:val="20"/>
-                <w:szCs w:val="20"/>
-              </w:rPr>
-            </w:pPr>
-            <w:r>
-              <w:rPr>
-                <w:rFonts w:ascii="Calibri" w:eastAsia="Times New Roman" w:hAnsi="Calibri" w:cs="Calibri"/>
-                <w:color w:val="1F2937"/>
-                <w:sz w:val="20"/>
-                <w:szCs w:val="20"/>
-              </w:rPr>
-              <w:t>License</w:t>
-            </w:r>
-          </w:p>
-        </w:tc>
-        <w:tc>
-          <w:tcPr>
-            <w:tcW w:w="0" w:type="auto"/>
-            <w:tcBorders>
-              <w:top w:val="single" w:sz="6" w:space="0" w:color="C9D3CF"/>
-              <w:left w:val="single" w:sz="6" w:space="0" w:color="C9D3CF"/>
-              <w:bottom w:val="single" w:sz="6" w:space="0" w:color="C9D3CF"/>
-              <w:right w:val="single" w:sz="6" w:space="0" w:color="C9D3CF"/>
-            </w:tcBorders>
-            <w:tcMar>
-              <w:top w:w="60" w:type="dxa"/>
-              <w:left w:w="100" w:type="dxa"/>
-              <w:bottom w:w="60" w:type="dxa"/>
-              <w:right w:w="100" w:type="dxa"/>
-            </w:tcMar>
-            <w:hideMark/>
-          </w:tcPr>
-          <w:p>
-            <w:pPr>
-              <w:spacing w:before="80" w:after="160"/>
-              <w:rPr>
-                <w:rFonts w:ascii="Calibri" w:eastAsia="Times New Roman" w:hAnsi="Calibri" w:cs="Calibri"/>
-                <w:color w:val="1F2937"/>
-                <w:sz w:val="20"/>
-                <w:szCs w:val="20"/>
-              </w:rPr>
-            </w:pPr>
-            <w:r>
-              <w:rPr>
-                <w:rFonts w:ascii="Calibri" w:eastAsia="Times New Roman" w:hAnsi="Calibri" w:cs="Calibri"/>
-                <w:color w:val="1F2937"/>
-                <w:sz w:val="20"/>
-                <w:szCs w:val="20"/>
-              </w:rPr>
               <w:t>License or trial status, your machine code, Change license key…</w:t>
             </w:r>
           </w:p>
@@ -16462,16 +16605,7 @@
           <w:sz w:val="22"/>
           <w:szCs w:val="22"/>
         </w:rPr>
-        <w:t xml:space="preserve"> o</w:t>
-      </w:r>
-      <w:r>
-        <w:rPr>
-          <w:rFonts w:ascii="Calibri" w:hAnsi="Calibri" w:cs="Calibri"/>
-          <w:color w:val="1F2937"/>
-          <w:sz w:val="22"/>
-          <w:szCs w:val="22"/>
-        </w:rPr>
-        <w:t>pens the folder with your settings and history.</w:t>
+        <w:t xml:space="preserve"> opens the folder with your settings and history.</w:t>
       </w:r>
     </w:p>
     <w:p>
@@ -16490,7 +16624,7 @@
         </w:rPr>
         <w:br w:type="page"/>
       </w:r>
-      <w:bookmarkStart w:id="37" w:name="_Toc241126058"/>
+      <w:bookmarkStart w:id="37" w:name="_Toc241128339"/>
       <w:r>
         <w:rPr>
           <w:rFonts w:eastAsia="Times New Roman"/>
@@ -16516,7 +16650,16 @@
           <w:sz w:val="22"/>
           <w:szCs w:val="22"/>
         </w:rPr>
-        <w:t>falcon-ocr.exe (in the same folder) converts files without opening the window — useful for scripts and scheduled tasks. It uses the same license or trial as the application.</w:t>
+        <w:t xml:space="preserve">falcon-ocr.exe (in the same folder) converts files without opening the window — useful for scripts and scheduled </w:t>
+      </w:r>
+      <w:r>
+        <w:rPr>
+          <w:rFonts w:ascii="Calibri" w:hAnsi="Calibri" w:cs="Calibri"/>
+          <w:color w:val="1F2937"/>
+          <w:sz w:val="22"/>
+          <w:szCs w:val="22"/>
+        </w:rPr>
+        <w:t>tasks. It uses the same license or trial as the application.</w:t>
       </w:r>
     </w:p>
     <w:p>
@@ -16532,14 +16675,15 @@
           <w:rFonts w:cs="Calibri"/>
           <w:color w:val="1F2937"/>
         </w:rPr>
-        <w:t>falcon-ocr &lt;</w:t>
+        <w:t>falcon-ocr &lt;files or folders&gt; [-l en|zh|ja|ko|ru] [-f docx,xlsx,html,txt] [-o output-folder]</w:t>
       </w:r>
       <w:r>
         <w:rPr>
           <w:rFonts w:cs="Calibri"/>
           <w:color w:val="1F2937"/>
         </w:rPr>
-        <w:t>files or folders&gt; [-l en|zh|ja|ko|ru] [-f docx,xlsx,html,txt] [-o output-folder]</w:t>
+        <w:br/>
+        <w:t>           [--exact | --plain] [--seq] [--no-tables] [--ocr-only] [--dpi 300] [--cls] [--font NAME]</w:t>
       </w:r>
       <w:r>
         <w:rPr>
@@ -16547,30 +16691,22 @@
           <w:color w:val="1F2937"/>
         </w:rPr>
         <w:br/>
-        <w:t>           [--exact | --plain] [--seq] [--no-tables] [--ocr-only] [--dpi 300] [--cls]</w:t>
+        <w:t>fa</w:t>
       </w:r>
       <w:r>
         <w:rPr>
           <w:rFonts w:cs="Calibri"/>
           <w:color w:val="1F2937"/>
         </w:rPr>
+        <w:t>lcon-ocr --license &lt;key&gt;        activate</w:t>
+      </w:r>
+      <w:r>
+        <w:rPr>
+          <w:rFonts w:cs="Calibri"/>
+          <w:color w:val="1F2937"/>
+        </w:rPr>
         <w:br/>
-        <w:t>falcon-ocr --license &lt;key&gt;        activate</w:t>
-      </w:r>
-      <w:r>
-        <w:rPr>
-          <w:rFonts w:cs="Calibri"/>
-          <w:color w:val="1F2937"/>
-        </w:rPr>
-        <w:br/>
-        <w:t>falcon-ocr --machine-code         show the mac</w:t>
-      </w:r>
-      <w:r>
-        <w:rPr>
-          <w:rFonts w:cs="Calibri"/>
-          <w:color w:val="1F2937"/>
-        </w:rPr>
-        <w:t>hine code</w:t>
+        <w:t>falcon-ocr --machine-code         show the machine code</w:t>
       </w:r>
       <w:r>
         <w:rPr>
@@ -16626,7 +16762,13 @@
         <w:rPr>
           <w:rFonts w:ascii="Calibri" w:hAnsi="Calibri" w:cs="Calibri"/>
         </w:rPr>
-        <w:t>Table 9 – Command-line options</w:t>
+        <w:t>Table 9 – Command-lin</w:t>
+      </w:r>
+      <w:r>
+        <w:rPr>
+          <w:rFonts w:ascii="Calibri" w:hAnsi="Calibri" w:cs="Calibri"/>
+        </w:rPr>
+        <w:t>e options</w:t>
       </w:r>
     </w:p>
     <w:tbl>
@@ -17217,16 +17359,7 @@
                 <w:sz w:val="20"/>
                 <w:szCs w:val="20"/>
               </w:rPr>
-              <w:t>Do not detect ta</w:t>
-            </w:r>
-            <w:r>
-              <w:rPr>
-                <w:rFonts w:ascii="Calibri" w:eastAsia="Times New Roman" w:hAnsi="Calibri" w:cs="Calibri"/>
-                <w:color w:val="1F2937"/>
-                <w:sz w:val="20"/>
-                <w:szCs w:val="20"/>
-              </w:rPr>
-              <w:t>bles.</w:t>
+              <w:t>Do not detect tables.</w:t>
             </w:r>
           </w:p>
         </w:tc>
@@ -17474,6 +17607,87 @@
           </w:p>
         </w:tc>
       </w:tr>
+      <w:tr>
+        <w:trPr>
+          <w:cantSplit/>
+        </w:trPr>
+        <w:tc>
+          <w:tcPr>
+            <w:tcW w:w="0" w:type="auto"/>
+            <w:tcBorders>
+              <w:top w:val="single" w:sz="6" w:space="0" w:color="C9D3CF"/>
+              <w:left w:val="single" w:sz="6" w:space="0" w:color="C9D3CF"/>
+              <w:bottom w:val="single" w:sz="6" w:space="0" w:color="C9D3CF"/>
+              <w:right w:val="single" w:sz="6" w:space="0" w:color="C9D3CF"/>
+            </w:tcBorders>
+            <w:tcMar>
+              <w:top w:w="60" w:type="dxa"/>
+              <w:left w:w="100" w:type="dxa"/>
+              <w:bottom w:w="60" w:type="dxa"/>
+              <w:right w:w="100" w:type="dxa"/>
+            </w:tcMar>
+            <w:hideMark/>
+          </w:tcPr>
+          <w:p>
+            <w:pPr>
+              <w:spacing w:before="80" w:after="160"/>
+              <w:rPr>
+                <w:rFonts w:ascii="Calibri" w:eastAsia="Times New Roman" w:hAnsi="Calibri" w:cs="Calibri"/>
+                <w:color w:val="1F2937"/>
+                <w:sz w:val="20"/>
+                <w:szCs w:val="20"/>
+              </w:rPr>
+            </w:pPr>
+            <w:r>
+              <w:rPr>
+                <w:rFonts w:ascii="Calibri" w:eastAsia="Times New Roman" w:hAnsi="Calibri" w:cs="Calibri"/>
+                <w:color w:val="1F2937"/>
+                <w:sz w:val="20"/>
+                <w:szCs w:val="20"/>
+              </w:rPr>
+              <w:t>--font NAME</w:t>
+            </w:r>
+          </w:p>
+        </w:tc>
+        <w:tc>
+          <w:tcPr>
+            <w:tcW w:w="0" w:type="auto"/>
+            <w:tcBorders>
+              <w:top w:val="single" w:sz="6" w:space="0" w:color="C9D3CF"/>
+              <w:left w:val="single" w:sz="6" w:space="0" w:color="C9D3CF"/>
+              <w:bottom w:val="single" w:sz="6" w:space="0" w:color="C9D3CF"/>
+              <w:right w:val="single" w:sz="6" w:space="0" w:color="C9D3CF"/>
+            </w:tcBorders>
+            <w:tcMar>
+              <w:top w:w="60" w:type="dxa"/>
+              <w:left w:w="100" w:type="dxa"/>
+              <w:bottom w:w="60" w:type="dxa"/>
+              <w:right w:w="100" w:type="dxa"/>
+            </w:tcMar>
+            <w:hideMark/>
+          </w:tcPr>
+          <w:p>
+            <w:pPr>
+              <w:spacing w:before="80" w:after="160"/>
+              <w:rPr>
+                <w:rFonts w:ascii="Calibri" w:eastAsia="Times New Roman" w:hAnsi="Calibri" w:cs="Calibri"/>
+                <w:color w:val="1F2937"/>
+                <w:sz w:val="20"/>
+                <w:szCs w:val="20"/>
+              </w:rPr>
+            </w:pPr>
+            <w:r>
+              <w:rPr>
+                <w:rFonts w:ascii="Calibri" w:eastAsia="Times New Roman" w:hAnsi="Calibri" w:cs="Calibri"/>
+                <w:color w:val="1F2937"/>
+                <w:sz w:val="20"/>
+                <w:szCs w:val="20"/>
+              </w:rPr>
+              <w:t>Default font for text whose original font is unknown.</w:t>
+            </w:r>
+          </w:p>
+        </w:tc>
+      </w:tr>
     </w:tbl>
     <w:p>
       <w:pPr>
@@ -17502,7 +17716,7 @@
           <w:rFonts w:eastAsia="Times New Roman"/>
         </w:rPr>
       </w:pPr>
-      <w:bookmarkStart w:id="38" w:name="_Toc241126059"/>
+      <w:bookmarkStart w:id="38" w:name="_Toc241128340"/>
       <w:r>
         <w:rPr>
           <w:rFonts w:eastAsia="Times New Roman"/>
@@ -17873,7 +18087,16 @@
                 <w:sz w:val="20"/>
                 <w:szCs w:val="20"/>
               </w:rPr>
-              <w:t>Recognize the current document</w:t>
+              <w:t>Recognize the current docu</w:t>
+            </w:r>
+            <w:r>
+              <w:rPr>
+                <w:rFonts w:ascii="Calibri" w:eastAsia="Times New Roman" w:hAnsi="Calibri" w:cs="Calibri"/>
+                <w:color w:val="1F2937"/>
+                <w:sz w:val="20"/>
+                <w:szCs w:val="20"/>
+              </w:rPr>
+              <w:t>ment</w:t>
             </w:r>
           </w:p>
         </w:tc>
@@ -18615,7 +18838,7 @@
           <w:rFonts w:eastAsia="Times New Roman"/>
         </w:rPr>
       </w:pPr>
-      <w:bookmarkStart w:id="39" w:name="_Toc241126060"/>
+      <w:bookmarkStart w:id="39" w:name="_Toc241128341"/>
       <w:r>
         <w:rPr>
           <w:rFonts w:eastAsia="Times New Roman"/>
@@ -18665,16 +18888,7 @@
           <w:sz w:val="22"/>
           <w:szCs w:val="22"/>
         </w:rPr>
-        <w:t xml:space="preserve"> </w:t>
-      </w:r>
-      <w:r>
-        <w:rPr>
-          <w:rFonts w:ascii="Calibri" w:eastAsia="Times New Roman" w:hAnsi="Calibri" w:cs="Calibri"/>
-          <w:color w:val="1F2937"/>
-          <w:sz w:val="22"/>
-          <w:szCs w:val="22"/>
-        </w:rPr>
-        <w:t>(200 dpi minimum) in color or grayscale. Avoid very dark or blurry scans.</w:t>
+        <w:t xml:space="preserve"> (200 dpi minimum) in color or grayscale. Avoid very dark or blurry scans.</w:t>
       </w:r>
     </w:p>
     <w:p>
@@ -18801,7 +19015,18 @@
           <w:sz w:val="22"/>
           <w:szCs w:val="22"/>
         </w:rPr>
-        <w:t>Use the PDF text layer</w:t>
+        <w:t>U</w:t>
+      </w:r>
+      <w:r>
+        <w:rPr>
+          <w:rFonts w:ascii="Calibri" w:eastAsia="Times New Roman" w:hAnsi="Calibri" w:cs="Calibri"/>
+          <w:i/>
+          <w:iCs/>
+          <w:color w:val="1F2937"/>
+          <w:sz w:val="22"/>
+          <w:szCs w:val="22"/>
+        </w:rPr>
+        <w:t>se the PDF text layer</w:t>
       </w:r>
       <w:r>
         <w:rPr>
@@ -18898,16 +19123,7 @@
           <w:sz w:val="22"/>
           <w:szCs w:val="22"/>
         </w:rPr>
-        <w:t>Check yellow-highlighted characters first; the</w:t>
-      </w:r>
-      <w:r>
-        <w:rPr>
-          <w:rFonts w:ascii="Calibri" w:eastAsia="Times New Roman" w:hAnsi="Calibri" w:cs="Calibri"/>
-          <w:color w:val="1F2937"/>
-          <w:sz w:val="22"/>
-          <w:szCs w:val="22"/>
-        </w:rPr>
-        <w:t>y are the most likely errors.</w:t>
+        <w:t>Check yellow-highlighted characters first; they are the most likely errors.</w:t>
       </w:r>
     </w:p>
     <w:p>
@@ -18926,7 +19142,7 @@
         </w:rPr>
         <w:br w:type="page"/>
       </w:r>
-      <w:bookmarkStart w:id="40" w:name="_Toc241126061"/>
+      <w:bookmarkStart w:id="40" w:name="_Toc241128342"/>
       <w:r>
         <w:rPr>
           <w:rFonts w:eastAsia="Times New Roman"/>
@@ -18949,7 +19165,13 @@
         <w:rPr>
           <w:rFonts w:ascii="Calibri" w:hAnsi="Calibri" w:cs="Calibri"/>
         </w:rPr>
-        <w:t>Table 11 – Troubleshooting</w:t>
+        <w:t>Table 11 – Troubleshoot</w:t>
+      </w:r>
+      <w:r>
+        <w:rPr>
+          <w:rFonts w:ascii="Calibri" w:hAnsi="Calibri" w:cs="Calibri"/>
+        </w:rPr>
+        <w:t>ing</w:t>
       </w:r>
     </w:p>
     <w:tbl>
@@ -19216,16 +19438,7 @@
                 <w:sz w:val="20"/>
                 <w:szCs w:val="20"/>
               </w:rPr>
-              <w:t>U</w:t>
-            </w:r>
-            <w:r>
-              <w:rPr>
-                <w:rFonts w:ascii="Calibri" w:eastAsia="Times New Roman" w:hAnsi="Calibri" w:cs="Calibri"/>
-                <w:color w:val="1F2937"/>
-                <w:sz w:val="20"/>
-                <w:szCs w:val="20"/>
-              </w:rPr>
-              <w:t>se a 64-bit Windows.</w:t>
+              <w:t>Use a 64-bit Windows.</w:t>
             </w:r>
           </w:p>
         </w:tc>
@@ -19387,7 +19600,16 @@
                 <w:sz w:val="20"/>
                 <w:szCs w:val="20"/>
               </w:rPr>
-              <w:t>Make sure Layout Analysis is Automatic; if a single-column page is split, choose Single column.</w:t>
+              <w:t>Make sure Layout Analysis is Automatic; if a single-column page is split, choose Single c</w:t>
+            </w:r>
+            <w:r>
+              <w:rPr>
+                <w:rFonts w:ascii="Calibri" w:eastAsia="Times New Roman" w:hAnsi="Calibri" w:cs="Calibri"/>
+                <w:color w:val="1F2937"/>
+                <w:sz w:val="20"/>
+                <w:szCs w:val="20"/>
+              </w:rPr>
+              <w:t>olumn.</w:t>
             </w:r>
           </w:p>
         </w:tc>
@@ -19511,16 +19733,7 @@
                 <w:sz w:val="20"/>
                 <w:szCs w:val="20"/>
               </w:rPr>
-              <w:t>Headings are re</w:t>
-            </w:r>
-            <w:r>
-              <w:rPr>
-                <w:rFonts w:ascii="Calibri" w:eastAsia="Times New Roman" w:hAnsi="Calibri" w:cs="Calibri"/>
-                <w:color w:val="1F2937"/>
-                <w:sz w:val="20"/>
-                <w:szCs w:val="20"/>
-              </w:rPr>
-              <w:t>cognized as normal text</w:t>
+              <w:t>Headings are recognized as normal text</w:t>
             </w:r>
           </w:p>
         </w:tc>
@@ -19558,7 +19771,16 @@
                 <w:sz w:val="20"/>
                 <w:szCs w:val="20"/>
               </w:rPr>
-              <w:t>Select the line and choose Heading 1–3 in the style box before exporting.</w:t>
+              <w:t>Select the line and choose Heading 1–3 in the style box before ex</w:t>
+            </w:r>
+            <w:r>
+              <w:rPr>
+                <w:rFonts w:ascii="Calibri" w:eastAsia="Times New Roman" w:hAnsi="Calibri" w:cs="Calibri"/>
+                <w:color w:val="1F2937"/>
+                <w:sz w:val="20"/>
+                <w:szCs w:val="20"/>
+              </w:rPr>
+              <w:t>porting.</w:t>
             </w:r>
           </w:p>
         </w:tc>
@@ -19720,16 +19942,7 @@
                 <w:sz w:val="20"/>
                 <w:szCs w:val="20"/>
               </w:rPr>
-              <w:t>Advanced Setti</w:t>
-            </w:r>
-            <w:r>
-              <w:rPr>
-                <w:rFonts w:ascii="Calibri" w:eastAsia="Times New Roman" w:hAnsi="Calibri" w:cs="Calibri"/>
-                <w:color w:val="1F2937"/>
-                <w:sz w:val="20"/>
-                <w:szCs w:val="20"/>
-              </w:rPr>
-              <w:t>ngs → PDF input → Always run OCR.</w:t>
+              <w:t>Advanced Settings → PDF input → Always run OCR.</w:t>
             </w:r>
           </w:p>
         </w:tc>
@@ -19810,7 +20023,16 @@
                 <w:sz w:val="20"/>
                 <w:szCs w:val="20"/>
               </w:rPr>
-              <w:t>Install Word/Excel or a compatible program, or switch off 'Open the document after export' and open the file from the output folder.</w:t>
+              <w:t>Install Word/Excel or a compatibl</w:t>
+            </w:r>
+            <w:r>
+              <w:rPr>
+                <w:rFonts w:ascii="Calibri" w:eastAsia="Times New Roman" w:hAnsi="Calibri" w:cs="Calibri"/>
+                <w:color w:val="1F2937"/>
+                <w:sz w:val="20"/>
+                <w:szCs w:val="20"/>
+              </w:rPr>
+              <w:t>e program, or switch off 'Open the document after export' and open the file from the output folder.</w:t>
             </w:r>
           </w:p>
         </w:tc>
@@ -19891,16 +20113,7 @@
                 <w:sz w:val="20"/>
                 <w:szCs w:val="20"/>
               </w:rPr>
-              <w:t>Connect the scanner and install its WIA dri</w:t>
-            </w:r>
-            <w:r>
-              <w:rPr>
-                <w:rFonts w:ascii="Calibri" w:eastAsia="Times New Roman" w:hAnsi="Calibri" w:cs="Calibri"/>
-                <w:color w:val="1F2937"/>
-                <w:sz w:val="20"/>
-                <w:szCs w:val="20"/>
-              </w:rPr>
-              <w:t>ver; or scan with the scanner software and add the files.</w:t>
+              <w:t>Connect the scanner and install its WIA driver; or scan with the scanner software and add the files.</w:t>
             </w:r>
           </w:p>
         </w:tc>
@@ -20075,7 +20288,7 @@
           <w:rFonts w:eastAsia="Times New Roman"/>
         </w:rPr>
       </w:pPr>
-      <w:bookmarkStart w:id="41" w:name="_Toc241126062"/>
+      <w:bookmarkStart w:id="41" w:name="_Toc241128343"/>
       <w:r>
         <w:rPr>
           <w:rFonts w:eastAsia="Times New Roman"/>
@@ -20101,7 +20314,7 @@
           <w:sz w:val="22"/>
           <w:szCs w:val="22"/>
         </w:rPr>
-        <w:t>Falcon OCR processes everything on your computer and does not connect to the internet. It stores only the following in %LOCALAPPDATA%\</w:t>
+        <w:t>Falcon OCR processes everything on your computer and does not connect to the internet. It stores only the following in %LOCALAPPDATA%\FalconOCR: settings.json (your settings), history.json (recognition and export history), license.key (your license), tria</w:t>
       </w:r>
       <w:r>
         <w:rPr>
@@ -20110,7 +20323,7 @@
           <w:sz w:val="22"/>
           <w:szCs w:val="22"/>
         </w:rPr>
-        <w:t>FalconOCR: settings.json (your settings), history.json (recognition and export history), license.key (your license), trial information, scans (pages acquired from a scanner) and error.log.</w:t>
+        <w:t>l information, scans (pages acquired from a scanner) and error.log.</w:t>
       </w:r>
     </w:p>
     <w:p>
@@ -20120,7 +20333,7 @@
           <w:rFonts w:eastAsia="Times New Roman"/>
         </w:rPr>
       </w:pPr>
-      <w:bookmarkStart w:id="42" w:name="_Toc241126063"/>
+      <w:bookmarkStart w:id="42" w:name="_Toc241128344"/>
       <w:r>
         <w:rPr>
           <w:rFonts w:eastAsia="Times New Roman"/>
@@ -20329,16 +20542,7 @@
                 <w:sz w:val="20"/>
                 <w:szCs w:val="20"/>
               </w:rPr>
-              <w:t xml:space="preserve">Optical </w:t>
-            </w:r>
-            <w:r>
-              <w:rPr>
-                <w:rFonts w:ascii="Calibri" w:eastAsia="Times New Roman" w:hAnsi="Calibri" w:cs="Calibri"/>
-                <w:color w:val="1F2937"/>
-                <w:sz w:val="20"/>
-                <w:szCs w:val="20"/>
-              </w:rPr>
-              <w:t>character recognition: reading text from images.</w:t>
+              <w:t>Optical character recognition: reading text from images.</w:t>
             </w:r>
           </w:p>
         </w:tc>
@@ -20905,16 +21109,7 @@
                 <w:sz w:val="20"/>
                 <w:szCs w:val="20"/>
               </w:rPr>
-              <w:t>Code that identifies your computer for a compute</w:t>
-            </w:r>
-            <w:r>
-              <w:rPr>
-                <w:rFonts w:ascii="Calibri" w:eastAsia="Times New Roman" w:hAnsi="Calibri" w:cs="Calibri"/>
-                <w:color w:val="1F2937"/>
-                <w:sz w:val="20"/>
-                <w:szCs w:val="20"/>
-              </w:rPr>
-              <w:t>r-bound license.</w:t>
+              <w:t>Code that identifies your computer for a computer-bound license.</w:t>
             </w:r>
           </w:p>
         </w:tc>
@@ -20995,7 +21190,16 @@
                 <w:sz w:val="20"/>
                 <w:szCs w:val="20"/>
               </w:rPr>
-              <w:t>Text starting with FOCR- that activates Falcon OCR.</w:t>
+              <w:t>Text starting with FOCR- that act</w:t>
+            </w:r>
+            <w:r>
+              <w:rPr>
+                <w:rFonts w:ascii="Calibri" w:eastAsia="Times New Roman" w:hAnsi="Calibri" w:cs="Calibri"/>
+                <w:color w:val="1F2937"/>
+                <w:sz w:val="20"/>
+                <w:szCs w:val="20"/>
+              </w:rPr>
+              <w:t>ivates Falcon OCR.</w:t>
             </w:r>
           </w:p>
         </w:tc>
@@ -21244,235 +21448,9 @@
 <file path=word/numbering.xml><?xml version="1.0" encoding="utf-8"?>
 <w:numbering xmlns:wpc="http://schemas.microsoft.com/office/word/2010/wordprocessingCanvas" xmlns:cx="http://schemas.microsoft.com/office/drawing/2014/chartex" xmlns:mc="http://schemas.openxmlformats.org/markup-compatibility/2006" xmlns:o="urn:schemas-microsoft-com:office:office" xmlns:r="http://schemas.openxmlformats.org/officeDocument/2006/relationships" xmlns:m="http://schemas.openxmlformats.org/officeDocument/2006/math" xmlns:v="urn:schemas-microsoft-com:vml" xmlns:wp14="http://schemas.microsoft.com/office/word/2010/wordprocessingDrawing" xmlns:wp="http://schemas.openxmlformats.org/drawingml/2006/wordprocessingDrawing" xmlns:w10="urn:schemas-microsoft-com:office:word" xmlns:w="http://schemas.openxmlformats.org/wordprocessingml/2006/main" xmlns:w14="http://schemas.microsoft.com/office/word/2010/wordml" xmlns:w15="http://schemas.microsoft.com/office/word/2012/wordml" xmlns:w16se="http://schemas.microsoft.com/office/word/2015/wordml/symex" xmlns:wpg="http://schemas.microsoft.com/office/word/2010/wordprocessingGroup" xmlns:wpi="http://schemas.microsoft.com/office/word/2010/wordprocessingInk" xmlns:wne="http://schemas.microsoft.com/office/word/2006/wordml" xmlns:wps="http://schemas.microsoft.com/office/word/2010/wordprocessingShape" mc:Ignorable="w14 w15 w16se wp14">
   <w:abstractNum w:abstractNumId="0" w15:restartNumberingAfterBreak="0">
-    <w:nsid w:val="02A179F3"/>
+    <w:nsid w:val="02121869"/>
     <w:multiLevelType w:val="multilevel"/>
-    <w:tmpl w:val="5E66D210"/>
-    <w:lvl w:ilvl="0">
-      <w:start w:val="1"/>
-      <w:numFmt w:val="decimal"/>
-      <w:lvlText w:val="%1."/>
-      <w:lvlJc w:val="left"/>
-      <w:pPr>
-        <w:tabs>
-          <w:tab w:val="num" w:pos="720"/>
-        </w:tabs>
-        <w:ind w:left="720" w:hanging="360"/>
-      </w:pPr>
-    </w:lvl>
-    <w:lvl w:ilvl="1" w:tentative="1">
-      <w:start w:val="1"/>
-      <w:numFmt w:val="decimal"/>
-      <w:lvlText w:val="%2."/>
-      <w:lvlJc w:val="left"/>
-      <w:pPr>
-        <w:tabs>
-          <w:tab w:val="num" w:pos="1440"/>
-        </w:tabs>
-        <w:ind w:left="1440" w:hanging="360"/>
-      </w:pPr>
-    </w:lvl>
-    <w:lvl w:ilvl="2" w:tentative="1">
-      <w:start w:val="1"/>
-      <w:numFmt w:val="decimal"/>
-      <w:lvlText w:val="%3."/>
-      <w:lvlJc w:val="left"/>
-      <w:pPr>
-        <w:tabs>
-          <w:tab w:val="num" w:pos="2160"/>
-        </w:tabs>
-        <w:ind w:left="2160" w:hanging="360"/>
-      </w:pPr>
-    </w:lvl>
-    <w:lvl w:ilvl="3" w:tentative="1">
-      <w:start w:val="1"/>
-      <w:numFmt w:val="decimal"/>
-      <w:lvlText w:val="%4."/>
-      <w:lvlJc w:val="left"/>
-      <w:pPr>
-        <w:tabs>
-          <w:tab w:val="num" w:pos="2880"/>
-        </w:tabs>
-        <w:ind w:left="2880" w:hanging="360"/>
-      </w:pPr>
-    </w:lvl>
-    <w:lvl w:ilvl="4" w:tentative="1">
-      <w:start w:val="1"/>
-      <w:numFmt w:val="decimal"/>
-      <w:lvlText w:val="%5."/>
-      <w:lvlJc w:val="left"/>
-      <w:pPr>
-        <w:tabs>
-          <w:tab w:val="num" w:pos="3600"/>
-        </w:tabs>
-        <w:ind w:left="3600" w:hanging="360"/>
-      </w:pPr>
-    </w:lvl>
-    <w:lvl w:ilvl="5" w:tentative="1">
-      <w:start w:val="1"/>
-      <w:numFmt w:val="decimal"/>
-      <w:lvlText w:val="%6."/>
-      <w:lvlJc w:val="left"/>
-      <w:pPr>
-        <w:tabs>
-          <w:tab w:val="num" w:pos="4320"/>
-        </w:tabs>
-        <w:ind w:left="4320" w:hanging="360"/>
-      </w:pPr>
-    </w:lvl>
-    <w:lvl w:ilvl="6" w:tentative="1">
-      <w:start w:val="1"/>
-      <w:numFmt w:val="decimal"/>
-      <w:lvlText w:val="%7."/>
-      <w:lvlJc w:val="left"/>
-      <w:pPr>
-        <w:tabs>
-          <w:tab w:val="num" w:pos="5040"/>
-        </w:tabs>
-        <w:ind w:left="5040" w:hanging="360"/>
-      </w:pPr>
-    </w:lvl>
-    <w:lvl w:ilvl="7" w:tentative="1">
-      <w:start w:val="1"/>
-      <w:numFmt w:val="decimal"/>
-      <w:lvlText w:val="%8."/>
-      <w:lvlJc w:val="left"/>
-      <w:pPr>
-        <w:tabs>
-          <w:tab w:val="num" w:pos="5760"/>
-        </w:tabs>
-        <w:ind w:left="5760" w:hanging="360"/>
-      </w:pPr>
-    </w:lvl>
-    <w:lvl w:ilvl="8" w:tentative="1">
-      <w:start w:val="1"/>
-      <w:numFmt w:val="decimal"/>
-      <w:lvlText w:val="%9."/>
-      <w:lvlJc w:val="left"/>
-      <w:pPr>
-        <w:tabs>
-          <w:tab w:val="num" w:pos="6480"/>
-        </w:tabs>
-        <w:ind w:left="6480" w:hanging="360"/>
-      </w:pPr>
-    </w:lvl>
-  </w:abstractNum>
-  <w:abstractNum w:abstractNumId="1" w15:restartNumberingAfterBreak="0">
-    <w:nsid w:val="19BB50AC"/>
-    <w:multiLevelType w:val="multilevel"/>
-    <w:tmpl w:val="1D4C6050"/>
-    <w:lvl w:ilvl="0">
-      <w:start w:val="1"/>
-      <w:numFmt w:val="decimal"/>
-      <w:lvlText w:val="%1."/>
-      <w:lvlJc w:val="left"/>
-      <w:pPr>
-        <w:tabs>
-          <w:tab w:val="num" w:pos="720"/>
-        </w:tabs>
-        <w:ind w:left="720" w:hanging="360"/>
-      </w:pPr>
-    </w:lvl>
-    <w:lvl w:ilvl="1" w:tentative="1">
-      <w:start w:val="1"/>
-      <w:numFmt w:val="decimal"/>
-      <w:lvlText w:val="%2."/>
-      <w:lvlJc w:val="left"/>
-      <w:pPr>
-        <w:tabs>
-          <w:tab w:val="num" w:pos="1440"/>
-        </w:tabs>
-        <w:ind w:left="1440" w:hanging="360"/>
-      </w:pPr>
-    </w:lvl>
-    <w:lvl w:ilvl="2" w:tentative="1">
-      <w:start w:val="1"/>
-      <w:numFmt w:val="decimal"/>
-      <w:lvlText w:val="%3."/>
-      <w:lvlJc w:val="left"/>
-      <w:pPr>
-        <w:tabs>
-          <w:tab w:val="num" w:pos="2160"/>
-        </w:tabs>
-        <w:ind w:left="2160" w:hanging="360"/>
-      </w:pPr>
-    </w:lvl>
-    <w:lvl w:ilvl="3" w:tentative="1">
-      <w:start w:val="1"/>
-      <w:numFmt w:val="decimal"/>
-      <w:lvlText w:val="%4."/>
-      <w:lvlJc w:val="left"/>
-      <w:pPr>
-        <w:tabs>
-          <w:tab w:val="num" w:pos="2880"/>
-        </w:tabs>
-        <w:ind w:left="2880" w:hanging="360"/>
-      </w:pPr>
-    </w:lvl>
-    <w:lvl w:ilvl="4" w:tentative="1">
-      <w:start w:val="1"/>
-      <w:numFmt w:val="decimal"/>
-      <w:lvlText w:val="%5."/>
-      <w:lvlJc w:val="left"/>
-      <w:pPr>
-        <w:tabs>
-          <w:tab w:val="num" w:pos="3600"/>
-        </w:tabs>
-        <w:ind w:left="3600" w:hanging="360"/>
-      </w:pPr>
-    </w:lvl>
-    <w:lvl w:ilvl="5" w:tentative="1">
-      <w:start w:val="1"/>
-      <w:numFmt w:val="decimal"/>
-      <w:lvlText w:val="%6."/>
-      <w:lvlJc w:val="left"/>
-      <w:pPr>
-        <w:tabs>
-          <w:tab w:val="num" w:pos="4320"/>
-        </w:tabs>
-        <w:ind w:left="4320" w:hanging="360"/>
-      </w:pPr>
-    </w:lvl>
-    <w:lvl w:ilvl="6" w:tentative="1">
-      <w:start w:val="1"/>
-      <w:numFmt w:val="decimal"/>
-      <w:lvlText w:val="%7."/>
-      <w:lvlJc w:val="left"/>
-      <w:pPr>
-        <w:tabs>
-          <w:tab w:val="num" w:pos="5040"/>
-        </w:tabs>
-        <w:ind w:left="5040" w:hanging="360"/>
-      </w:pPr>
-    </w:lvl>
-    <w:lvl w:ilvl="7" w:tentative="1">
-      <w:start w:val="1"/>
-      <w:numFmt w:val="decimal"/>
-      <w:lvlText w:val="%8."/>
-      <w:lvlJc w:val="left"/>
-      <w:pPr>
-        <w:tabs>
-          <w:tab w:val="num" w:pos="5760"/>
-        </w:tabs>
-        <w:ind w:left="5760" w:hanging="360"/>
-      </w:pPr>
-    </w:lvl>
-    <w:lvl w:ilvl="8" w:tentative="1">
-      <w:start w:val="1"/>
-      <w:numFmt w:val="decimal"/>
-      <w:lvlText w:val="%9."/>
-      <w:lvlJc w:val="left"/>
-      <w:pPr>
-        <w:tabs>
-          <w:tab w:val="num" w:pos="6480"/>
-        </w:tabs>
-        <w:ind w:left="6480" w:hanging="360"/>
-      </w:pPr>
-    </w:lvl>
-  </w:abstractNum>
-  <w:abstractNum w:abstractNumId="2" w15:restartNumberingAfterBreak="0">
-    <w:nsid w:val="1D1B4379"/>
-    <w:multiLevelType w:val="multilevel"/>
-    <w:tmpl w:val="7AEE5AD8"/>
+    <w:tmpl w:val="2E0C0EC0"/>
     <w:lvl w:ilvl="0">
       <w:start w:val="1"/>
       <w:numFmt w:val="bullet"/>
@@ -21618,349 +21596,10 @@
       </w:rPr>
     </w:lvl>
   </w:abstractNum>
-  <w:abstractNum w:abstractNumId="3" w15:restartNumberingAfterBreak="0">
-    <w:nsid w:val="23D4474A"/>
+  <w:abstractNum w:abstractNumId="1" w15:restartNumberingAfterBreak="0">
+    <w:nsid w:val="05CE6B76"/>
     <w:multiLevelType w:val="multilevel"/>
-    <w:tmpl w:val="65EEE960"/>
-    <w:lvl w:ilvl="0">
-      <w:start w:val="1"/>
-      <w:numFmt w:val="decimal"/>
-      <w:lvlText w:val="%1."/>
-      <w:lvlJc w:val="left"/>
-      <w:pPr>
-        <w:tabs>
-          <w:tab w:val="num" w:pos="720"/>
-        </w:tabs>
-        <w:ind w:left="720" w:hanging="360"/>
-      </w:pPr>
-    </w:lvl>
-    <w:lvl w:ilvl="1" w:tentative="1">
-      <w:start w:val="1"/>
-      <w:numFmt w:val="decimal"/>
-      <w:lvlText w:val="%2."/>
-      <w:lvlJc w:val="left"/>
-      <w:pPr>
-        <w:tabs>
-          <w:tab w:val="num" w:pos="1440"/>
-        </w:tabs>
-        <w:ind w:left="1440" w:hanging="360"/>
-      </w:pPr>
-    </w:lvl>
-    <w:lvl w:ilvl="2" w:tentative="1">
-      <w:start w:val="1"/>
-      <w:numFmt w:val="decimal"/>
-      <w:lvlText w:val="%3."/>
-      <w:lvlJc w:val="left"/>
-      <w:pPr>
-        <w:tabs>
-          <w:tab w:val="num" w:pos="2160"/>
-        </w:tabs>
-        <w:ind w:left="2160" w:hanging="360"/>
-      </w:pPr>
-    </w:lvl>
-    <w:lvl w:ilvl="3" w:tentative="1">
-      <w:start w:val="1"/>
-      <w:numFmt w:val="decimal"/>
-      <w:lvlText w:val="%4."/>
-      <w:lvlJc w:val="left"/>
-      <w:pPr>
-        <w:tabs>
-          <w:tab w:val="num" w:pos="2880"/>
-        </w:tabs>
-        <w:ind w:left="2880" w:hanging="360"/>
-      </w:pPr>
-    </w:lvl>
-    <w:lvl w:ilvl="4" w:tentative="1">
-      <w:start w:val="1"/>
-      <w:numFmt w:val="decimal"/>
-      <w:lvlText w:val="%5."/>
-      <w:lvlJc w:val="left"/>
-      <w:pPr>
-        <w:tabs>
-          <w:tab w:val="num" w:pos="3600"/>
-        </w:tabs>
-        <w:ind w:left="3600" w:hanging="360"/>
-      </w:pPr>
-    </w:lvl>
-    <w:lvl w:ilvl="5" w:tentative="1">
-      <w:start w:val="1"/>
-      <w:numFmt w:val="decimal"/>
-      <w:lvlText w:val="%6."/>
-      <w:lvlJc w:val="left"/>
-      <w:pPr>
-        <w:tabs>
-          <w:tab w:val="num" w:pos="4320"/>
-        </w:tabs>
-        <w:ind w:left="4320" w:hanging="360"/>
-      </w:pPr>
-    </w:lvl>
-    <w:lvl w:ilvl="6" w:tentative="1">
-      <w:start w:val="1"/>
-      <w:numFmt w:val="decimal"/>
-      <w:lvlText w:val="%7."/>
-      <w:lvlJc w:val="left"/>
-      <w:pPr>
-        <w:tabs>
-          <w:tab w:val="num" w:pos="5040"/>
-        </w:tabs>
-        <w:ind w:left="5040" w:hanging="360"/>
-      </w:pPr>
-    </w:lvl>
-    <w:lvl w:ilvl="7" w:tentative="1">
-      <w:start w:val="1"/>
-      <w:numFmt w:val="decimal"/>
-      <w:lvlText w:val="%8."/>
-      <w:lvlJc w:val="left"/>
-      <w:pPr>
-        <w:tabs>
-          <w:tab w:val="num" w:pos="5760"/>
-        </w:tabs>
-        <w:ind w:left="5760" w:hanging="360"/>
-      </w:pPr>
-    </w:lvl>
-    <w:lvl w:ilvl="8" w:tentative="1">
-      <w:start w:val="1"/>
-      <w:numFmt w:val="decimal"/>
-      <w:lvlText w:val="%9."/>
-      <w:lvlJc w:val="left"/>
-      <w:pPr>
-        <w:tabs>
-          <w:tab w:val="num" w:pos="6480"/>
-        </w:tabs>
-        <w:ind w:left="6480" w:hanging="360"/>
-      </w:pPr>
-    </w:lvl>
-  </w:abstractNum>
-  <w:abstractNum w:abstractNumId="4" w15:restartNumberingAfterBreak="0">
-    <w:nsid w:val="37A27ED9"/>
-    <w:multiLevelType w:val="multilevel"/>
-    <w:tmpl w:val="4A807598"/>
-    <w:lvl w:ilvl="0">
-      <w:start w:val="1"/>
-      <w:numFmt w:val="decimal"/>
-      <w:lvlText w:val="%1."/>
-      <w:lvlJc w:val="left"/>
-      <w:pPr>
-        <w:tabs>
-          <w:tab w:val="num" w:pos="720"/>
-        </w:tabs>
-        <w:ind w:left="720" w:hanging="360"/>
-      </w:pPr>
-    </w:lvl>
-    <w:lvl w:ilvl="1" w:tentative="1">
-      <w:start w:val="1"/>
-      <w:numFmt w:val="decimal"/>
-      <w:lvlText w:val="%2."/>
-      <w:lvlJc w:val="left"/>
-      <w:pPr>
-        <w:tabs>
-          <w:tab w:val="num" w:pos="1440"/>
-        </w:tabs>
-        <w:ind w:left="1440" w:hanging="360"/>
-      </w:pPr>
-    </w:lvl>
-    <w:lvl w:ilvl="2" w:tentative="1">
-      <w:start w:val="1"/>
-      <w:numFmt w:val="decimal"/>
-      <w:lvlText w:val="%3."/>
-      <w:lvlJc w:val="left"/>
-      <w:pPr>
-        <w:tabs>
-          <w:tab w:val="num" w:pos="2160"/>
-        </w:tabs>
-        <w:ind w:left="2160" w:hanging="360"/>
-      </w:pPr>
-    </w:lvl>
-    <w:lvl w:ilvl="3" w:tentative="1">
-      <w:start w:val="1"/>
-      <w:numFmt w:val="decimal"/>
-      <w:lvlText w:val="%4."/>
-      <w:lvlJc w:val="left"/>
-      <w:pPr>
-        <w:tabs>
-          <w:tab w:val="num" w:pos="2880"/>
-        </w:tabs>
-        <w:ind w:left="2880" w:hanging="360"/>
-      </w:pPr>
-    </w:lvl>
-    <w:lvl w:ilvl="4" w:tentative="1">
-      <w:start w:val="1"/>
-      <w:numFmt w:val="decimal"/>
-      <w:lvlText w:val="%5."/>
-      <w:lvlJc w:val="left"/>
-      <w:pPr>
-        <w:tabs>
-          <w:tab w:val="num" w:pos="3600"/>
-        </w:tabs>
-        <w:ind w:left="3600" w:hanging="360"/>
-      </w:pPr>
-    </w:lvl>
-    <w:lvl w:ilvl="5" w:tentative="1">
-      <w:start w:val="1"/>
-      <w:numFmt w:val="decimal"/>
-      <w:lvlText w:val="%6."/>
-      <w:lvlJc w:val="left"/>
-      <w:pPr>
-        <w:tabs>
-          <w:tab w:val="num" w:pos="4320"/>
-        </w:tabs>
-        <w:ind w:left="4320" w:hanging="360"/>
-      </w:pPr>
-    </w:lvl>
-    <w:lvl w:ilvl="6" w:tentative="1">
-      <w:start w:val="1"/>
-      <w:numFmt w:val="decimal"/>
-      <w:lvlText w:val="%7."/>
-      <w:lvlJc w:val="left"/>
-      <w:pPr>
-        <w:tabs>
-          <w:tab w:val="num" w:pos="5040"/>
-        </w:tabs>
-        <w:ind w:left="5040" w:hanging="360"/>
-      </w:pPr>
-    </w:lvl>
-    <w:lvl w:ilvl="7" w:tentative="1">
-      <w:start w:val="1"/>
-      <w:numFmt w:val="decimal"/>
-      <w:lvlText w:val="%8."/>
-      <w:lvlJc w:val="left"/>
-      <w:pPr>
-        <w:tabs>
-          <w:tab w:val="num" w:pos="5760"/>
-        </w:tabs>
-        <w:ind w:left="5760" w:hanging="360"/>
-      </w:pPr>
-    </w:lvl>
-    <w:lvl w:ilvl="8" w:tentative="1">
-      <w:start w:val="1"/>
-      <w:numFmt w:val="decimal"/>
-      <w:lvlText w:val="%9."/>
-      <w:lvlJc w:val="left"/>
-      <w:pPr>
-        <w:tabs>
-          <w:tab w:val="num" w:pos="6480"/>
-        </w:tabs>
-        <w:ind w:left="6480" w:hanging="360"/>
-      </w:pPr>
-    </w:lvl>
-  </w:abstractNum>
-  <w:abstractNum w:abstractNumId="5" w15:restartNumberingAfterBreak="0">
-    <w:nsid w:val="3B7B2BB1"/>
-    <w:multiLevelType w:val="multilevel"/>
-    <w:tmpl w:val="E736A7CC"/>
-    <w:lvl w:ilvl="0">
-      <w:start w:val="1"/>
-      <w:numFmt w:val="decimal"/>
-      <w:lvlText w:val="%1."/>
-      <w:lvlJc w:val="left"/>
-      <w:pPr>
-        <w:tabs>
-          <w:tab w:val="num" w:pos="720"/>
-        </w:tabs>
-        <w:ind w:left="720" w:hanging="360"/>
-      </w:pPr>
-    </w:lvl>
-    <w:lvl w:ilvl="1" w:tentative="1">
-      <w:start w:val="1"/>
-      <w:numFmt w:val="decimal"/>
-      <w:lvlText w:val="%2."/>
-      <w:lvlJc w:val="left"/>
-      <w:pPr>
-        <w:tabs>
-          <w:tab w:val="num" w:pos="1440"/>
-        </w:tabs>
-        <w:ind w:left="1440" w:hanging="360"/>
-      </w:pPr>
-    </w:lvl>
-    <w:lvl w:ilvl="2" w:tentative="1">
-      <w:start w:val="1"/>
-      <w:numFmt w:val="decimal"/>
-      <w:lvlText w:val="%3."/>
-      <w:lvlJc w:val="left"/>
-      <w:pPr>
-        <w:tabs>
-          <w:tab w:val="num" w:pos="2160"/>
-        </w:tabs>
-        <w:ind w:left="2160" w:hanging="360"/>
-      </w:pPr>
-    </w:lvl>
-    <w:lvl w:ilvl="3" w:tentative="1">
-      <w:start w:val="1"/>
-      <w:numFmt w:val="decimal"/>
-      <w:lvlText w:val="%4."/>
-      <w:lvlJc w:val="left"/>
-      <w:pPr>
-        <w:tabs>
-          <w:tab w:val="num" w:pos="2880"/>
-        </w:tabs>
-        <w:ind w:left="2880" w:hanging="360"/>
-      </w:pPr>
-    </w:lvl>
-    <w:lvl w:ilvl="4" w:tentative="1">
-      <w:start w:val="1"/>
-      <w:numFmt w:val="decimal"/>
-      <w:lvlText w:val="%5."/>
-      <w:lvlJc w:val="left"/>
-      <w:pPr>
-        <w:tabs>
-          <w:tab w:val="num" w:pos="3600"/>
-        </w:tabs>
-        <w:ind w:left="3600" w:hanging="360"/>
-      </w:pPr>
-    </w:lvl>
-    <w:lvl w:ilvl="5" w:tentative="1">
-      <w:start w:val="1"/>
-      <w:numFmt w:val="decimal"/>
-      <w:lvlText w:val="%6."/>
-      <w:lvlJc w:val="left"/>
-      <w:pPr>
-        <w:tabs>
-          <w:tab w:val="num" w:pos="4320"/>
-        </w:tabs>
-        <w:ind w:left="4320" w:hanging="360"/>
-      </w:pPr>
-    </w:lvl>
-    <w:lvl w:ilvl="6" w:tentative="1">
-      <w:start w:val="1"/>
-      <w:numFmt w:val="decimal"/>
-      <w:lvlText w:val="%7."/>
-      <w:lvlJc w:val="left"/>
-      <w:pPr>
-        <w:tabs>
-          <w:tab w:val="num" w:pos="5040"/>
-        </w:tabs>
-        <w:ind w:left="5040" w:hanging="360"/>
-      </w:pPr>
-    </w:lvl>
-    <w:lvl w:ilvl="7" w:tentative="1">
-      <w:start w:val="1"/>
-      <w:numFmt w:val="decimal"/>
-      <w:lvlText w:val="%8."/>
-      <w:lvlJc w:val="left"/>
-      <w:pPr>
-        <w:tabs>
-          <w:tab w:val="num" w:pos="5760"/>
-        </w:tabs>
-        <w:ind w:left="5760" w:hanging="360"/>
-      </w:pPr>
-    </w:lvl>
-    <w:lvl w:ilvl="8" w:tentative="1">
-      <w:start w:val="1"/>
-      <w:numFmt w:val="decimal"/>
-      <w:lvlText w:val="%9."/>
-      <w:lvlJc w:val="left"/>
-      <w:pPr>
-        <w:tabs>
-          <w:tab w:val="num" w:pos="6480"/>
-        </w:tabs>
-        <w:ind w:left="6480" w:hanging="360"/>
-      </w:pPr>
-    </w:lvl>
-  </w:abstractNum>
-  <w:abstractNum w:abstractNumId="6" w15:restartNumberingAfterBreak="0">
-    <w:nsid w:val="4009638A"/>
-    <w:multiLevelType w:val="multilevel"/>
-    <w:tmpl w:val="D07A6CBA"/>
+    <w:tmpl w:val="B6D24A4A"/>
     <w:lvl w:ilvl="0">
       <w:start w:val="1"/>
       <w:numFmt w:val="bullet"/>
@@ -22106,10 +21745,123 @@
       </w:rPr>
     </w:lvl>
   </w:abstractNum>
-  <w:abstractNum w:abstractNumId="7" w15:restartNumberingAfterBreak="0">
-    <w:nsid w:val="45261836"/>
+  <w:abstractNum w:abstractNumId="2" w15:restartNumberingAfterBreak="0">
+    <w:nsid w:val="0AA91EA1"/>
     <w:multiLevelType w:val="multilevel"/>
-    <w:tmpl w:val="1B60A2E8"/>
+    <w:tmpl w:val="69B60CFC"/>
+    <w:lvl w:ilvl="0">
+      <w:start w:val="1"/>
+      <w:numFmt w:val="decimal"/>
+      <w:lvlText w:val="%1."/>
+      <w:lvlJc w:val="left"/>
+      <w:pPr>
+        <w:tabs>
+          <w:tab w:val="num" w:pos="720"/>
+        </w:tabs>
+        <w:ind w:left="720" w:hanging="360"/>
+      </w:pPr>
+    </w:lvl>
+    <w:lvl w:ilvl="1" w:tentative="1">
+      <w:start w:val="1"/>
+      <w:numFmt w:val="decimal"/>
+      <w:lvlText w:val="%2."/>
+      <w:lvlJc w:val="left"/>
+      <w:pPr>
+        <w:tabs>
+          <w:tab w:val="num" w:pos="1440"/>
+        </w:tabs>
+        <w:ind w:left="1440" w:hanging="360"/>
+      </w:pPr>
+    </w:lvl>
+    <w:lvl w:ilvl="2" w:tentative="1">
+      <w:start w:val="1"/>
+      <w:numFmt w:val="decimal"/>
+      <w:lvlText w:val="%3."/>
+      <w:lvlJc w:val="left"/>
+      <w:pPr>
+        <w:tabs>
+          <w:tab w:val="num" w:pos="2160"/>
+        </w:tabs>
+        <w:ind w:left="2160" w:hanging="360"/>
+      </w:pPr>
+    </w:lvl>
+    <w:lvl w:ilvl="3" w:tentative="1">
+      <w:start w:val="1"/>
+      <w:numFmt w:val="decimal"/>
+      <w:lvlText w:val="%4."/>
+      <w:lvlJc w:val="left"/>
+      <w:pPr>
+        <w:tabs>
+          <w:tab w:val="num" w:pos="2880"/>
+        </w:tabs>
+        <w:ind w:left="2880" w:hanging="360"/>
+      </w:pPr>
+    </w:lvl>
+    <w:lvl w:ilvl="4" w:tentative="1">
+      <w:start w:val="1"/>
+      <w:numFmt w:val="decimal"/>
+      <w:lvlText w:val="%5."/>
+      <w:lvlJc w:val="left"/>
+      <w:pPr>
+        <w:tabs>
+          <w:tab w:val="num" w:pos="3600"/>
+        </w:tabs>
+        <w:ind w:left="3600" w:hanging="360"/>
+      </w:pPr>
+    </w:lvl>
+    <w:lvl w:ilvl="5" w:tentative="1">
+      <w:start w:val="1"/>
+      <w:numFmt w:val="decimal"/>
+      <w:lvlText w:val="%6."/>
+      <w:lvlJc w:val="left"/>
+      <w:pPr>
+        <w:tabs>
+          <w:tab w:val="num" w:pos="4320"/>
+        </w:tabs>
+        <w:ind w:left="4320" w:hanging="360"/>
+      </w:pPr>
+    </w:lvl>
+    <w:lvl w:ilvl="6" w:tentative="1">
+      <w:start w:val="1"/>
+      <w:numFmt w:val="decimal"/>
+      <w:lvlText w:val="%7."/>
+      <w:lvlJc w:val="left"/>
+      <w:pPr>
+        <w:tabs>
+          <w:tab w:val="num" w:pos="5040"/>
+        </w:tabs>
+        <w:ind w:left="5040" w:hanging="360"/>
+      </w:pPr>
+    </w:lvl>
+    <w:lvl w:ilvl="7" w:tentative="1">
+      <w:start w:val="1"/>
+      <w:numFmt w:val="decimal"/>
+      <w:lvlText w:val="%8."/>
+      <w:lvlJc w:val="left"/>
+      <w:pPr>
+        <w:tabs>
+          <w:tab w:val="num" w:pos="5760"/>
+        </w:tabs>
+        <w:ind w:left="5760" w:hanging="360"/>
+      </w:pPr>
+    </w:lvl>
+    <w:lvl w:ilvl="8" w:tentative="1">
+      <w:start w:val="1"/>
+      <w:numFmt w:val="decimal"/>
+      <w:lvlText w:val="%9."/>
+      <w:lvlJc w:val="left"/>
+      <w:pPr>
+        <w:tabs>
+          <w:tab w:val="num" w:pos="6480"/>
+        </w:tabs>
+        <w:ind w:left="6480" w:hanging="360"/>
+      </w:pPr>
+    </w:lvl>
+  </w:abstractNum>
+  <w:abstractNum w:abstractNumId="3" w15:restartNumberingAfterBreak="0">
+    <w:nsid w:val="18BE6A6E"/>
+    <w:multiLevelType w:val="multilevel"/>
+    <w:tmpl w:val="88546B38"/>
     <w:lvl w:ilvl="0">
       <w:start w:val="1"/>
       <w:numFmt w:val="bullet"/>
@@ -22255,10 +22007,236 @@
       </w:rPr>
     </w:lvl>
   </w:abstractNum>
-  <w:abstractNum w:abstractNumId="8" w15:restartNumberingAfterBreak="0">
-    <w:nsid w:val="475B421A"/>
+  <w:abstractNum w:abstractNumId="4" w15:restartNumberingAfterBreak="0">
+    <w:nsid w:val="18E53275"/>
     <w:multiLevelType w:val="multilevel"/>
-    <w:tmpl w:val="1DA0ED2A"/>
+    <w:tmpl w:val="D15A25B6"/>
+    <w:lvl w:ilvl="0">
+      <w:start w:val="1"/>
+      <w:numFmt w:val="decimal"/>
+      <w:lvlText w:val="%1."/>
+      <w:lvlJc w:val="left"/>
+      <w:pPr>
+        <w:tabs>
+          <w:tab w:val="num" w:pos="720"/>
+        </w:tabs>
+        <w:ind w:left="720" w:hanging="360"/>
+      </w:pPr>
+    </w:lvl>
+    <w:lvl w:ilvl="1" w:tentative="1">
+      <w:start w:val="1"/>
+      <w:numFmt w:val="decimal"/>
+      <w:lvlText w:val="%2."/>
+      <w:lvlJc w:val="left"/>
+      <w:pPr>
+        <w:tabs>
+          <w:tab w:val="num" w:pos="1440"/>
+        </w:tabs>
+        <w:ind w:left="1440" w:hanging="360"/>
+      </w:pPr>
+    </w:lvl>
+    <w:lvl w:ilvl="2" w:tentative="1">
+      <w:start w:val="1"/>
+      <w:numFmt w:val="decimal"/>
+      <w:lvlText w:val="%3."/>
+      <w:lvlJc w:val="left"/>
+      <w:pPr>
+        <w:tabs>
+          <w:tab w:val="num" w:pos="2160"/>
+        </w:tabs>
+        <w:ind w:left="2160" w:hanging="360"/>
+      </w:pPr>
+    </w:lvl>
+    <w:lvl w:ilvl="3" w:tentative="1">
+      <w:start w:val="1"/>
+      <w:numFmt w:val="decimal"/>
+      <w:lvlText w:val="%4."/>
+      <w:lvlJc w:val="left"/>
+      <w:pPr>
+        <w:tabs>
+          <w:tab w:val="num" w:pos="2880"/>
+        </w:tabs>
+        <w:ind w:left="2880" w:hanging="360"/>
+      </w:pPr>
+    </w:lvl>
+    <w:lvl w:ilvl="4" w:tentative="1">
+      <w:start w:val="1"/>
+      <w:numFmt w:val="decimal"/>
+      <w:lvlText w:val="%5."/>
+      <w:lvlJc w:val="left"/>
+      <w:pPr>
+        <w:tabs>
+          <w:tab w:val="num" w:pos="3600"/>
+        </w:tabs>
+        <w:ind w:left="3600" w:hanging="360"/>
+      </w:pPr>
+    </w:lvl>
+    <w:lvl w:ilvl="5" w:tentative="1">
+      <w:start w:val="1"/>
+      <w:numFmt w:val="decimal"/>
+      <w:lvlText w:val="%6."/>
+      <w:lvlJc w:val="left"/>
+      <w:pPr>
+        <w:tabs>
+          <w:tab w:val="num" w:pos="4320"/>
+        </w:tabs>
+        <w:ind w:left="4320" w:hanging="360"/>
+      </w:pPr>
+    </w:lvl>
+    <w:lvl w:ilvl="6" w:tentative="1">
+      <w:start w:val="1"/>
+      <w:numFmt w:val="decimal"/>
+      <w:lvlText w:val="%7."/>
+      <w:lvlJc w:val="left"/>
+      <w:pPr>
+        <w:tabs>
+          <w:tab w:val="num" w:pos="5040"/>
+        </w:tabs>
+        <w:ind w:left="5040" w:hanging="360"/>
+      </w:pPr>
+    </w:lvl>
+    <w:lvl w:ilvl="7" w:tentative="1">
+      <w:start w:val="1"/>
+      <w:numFmt w:val="decimal"/>
+      <w:lvlText w:val="%8."/>
+      <w:lvlJc w:val="left"/>
+      <w:pPr>
+        <w:tabs>
+          <w:tab w:val="num" w:pos="5760"/>
+        </w:tabs>
+        <w:ind w:left="5760" w:hanging="360"/>
+      </w:pPr>
+    </w:lvl>
+    <w:lvl w:ilvl="8" w:tentative="1">
+      <w:start w:val="1"/>
+      <w:numFmt w:val="decimal"/>
+      <w:lvlText w:val="%9."/>
+      <w:lvlJc w:val="left"/>
+      <w:pPr>
+        <w:tabs>
+          <w:tab w:val="num" w:pos="6480"/>
+        </w:tabs>
+        <w:ind w:left="6480" w:hanging="360"/>
+      </w:pPr>
+    </w:lvl>
+  </w:abstractNum>
+  <w:abstractNum w:abstractNumId="5" w15:restartNumberingAfterBreak="0">
+    <w:nsid w:val="30B267DA"/>
+    <w:multiLevelType w:val="multilevel"/>
+    <w:tmpl w:val="E110BE94"/>
+    <w:lvl w:ilvl="0">
+      <w:start w:val="1"/>
+      <w:numFmt w:val="decimal"/>
+      <w:lvlText w:val="%1."/>
+      <w:lvlJc w:val="left"/>
+      <w:pPr>
+        <w:tabs>
+          <w:tab w:val="num" w:pos="720"/>
+        </w:tabs>
+        <w:ind w:left="720" w:hanging="360"/>
+      </w:pPr>
+    </w:lvl>
+    <w:lvl w:ilvl="1" w:tentative="1">
+      <w:start w:val="1"/>
+      <w:numFmt w:val="decimal"/>
+      <w:lvlText w:val="%2."/>
+      <w:lvlJc w:val="left"/>
+      <w:pPr>
+        <w:tabs>
+          <w:tab w:val="num" w:pos="1440"/>
+        </w:tabs>
+        <w:ind w:left="1440" w:hanging="360"/>
+      </w:pPr>
+    </w:lvl>
+    <w:lvl w:ilvl="2" w:tentative="1">
+      <w:start w:val="1"/>
+      <w:numFmt w:val="decimal"/>
+      <w:lvlText w:val="%3."/>
+      <w:lvlJc w:val="left"/>
+      <w:pPr>
+        <w:tabs>
+          <w:tab w:val="num" w:pos="2160"/>
+        </w:tabs>
+        <w:ind w:left="2160" w:hanging="360"/>
+      </w:pPr>
+    </w:lvl>
+    <w:lvl w:ilvl="3" w:tentative="1">
+      <w:start w:val="1"/>
+      <w:numFmt w:val="decimal"/>
+      <w:lvlText w:val="%4."/>
+      <w:lvlJc w:val="left"/>
+      <w:pPr>
+        <w:tabs>
+          <w:tab w:val="num" w:pos="2880"/>
+        </w:tabs>
+        <w:ind w:left="2880" w:hanging="360"/>
+      </w:pPr>
+    </w:lvl>
+    <w:lvl w:ilvl="4" w:tentative="1">
+      <w:start w:val="1"/>
+      <w:numFmt w:val="decimal"/>
+      <w:lvlText w:val="%5."/>
+      <w:lvlJc w:val="left"/>
+      <w:pPr>
+        <w:tabs>
+          <w:tab w:val="num" w:pos="3600"/>
+        </w:tabs>
+        <w:ind w:left="3600" w:hanging="360"/>
+      </w:pPr>
+    </w:lvl>
+    <w:lvl w:ilvl="5" w:tentative="1">
+      <w:start w:val="1"/>
+      <w:numFmt w:val="decimal"/>
+      <w:lvlText w:val="%6."/>
+      <w:lvlJc w:val="left"/>
+      <w:pPr>
+        <w:tabs>
+          <w:tab w:val="num" w:pos="4320"/>
+        </w:tabs>
+        <w:ind w:left="4320" w:hanging="360"/>
+      </w:pPr>
+    </w:lvl>
+    <w:lvl w:ilvl="6" w:tentative="1">
+      <w:start w:val="1"/>
+      <w:numFmt w:val="decimal"/>
+      <w:lvlText w:val="%7."/>
+      <w:lvlJc w:val="left"/>
+      <w:pPr>
+        <w:tabs>
+          <w:tab w:val="num" w:pos="5040"/>
+        </w:tabs>
+        <w:ind w:left="5040" w:hanging="360"/>
+      </w:pPr>
+    </w:lvl>
+    <w:lvl w:ilvl="7" w:tentative="1">
+      <w:start w:val="1"/>
+      <w:numFmt w:val="decimal"/>
+      <w:lvlText w:val="%8."/>
+      <w:lvlJc w:val="left"/>
+      <w:pPr>
+        <w:tabs>
+          <w:tab w:val="num" w:pos="5760"/>
+        </w:tabs>
+        <w:ind w:left="5760" w:hanging="360"/>
+      </w:pPr>
+    </w:lvl>
+    <w:lvl w:ilvl="8" w:tentative="1">
+      <w:start w:val="1"/>
+      <w:numFmt w:val="decimal"/>
+      <w:lvlText w:val="%9."/>
+      <w:lvlJc w:val="left"/>
+      <w:pPr>
+        <w:tabs>
+          <w:tab w:val="num" w:pos="6480"/>
+        </w:tabs>
+        <w:ind w:left="6480" w:hanging="360"/>
+      </w:pPr>
+    </w:lvl>
+  </w:abstractNum>
+  <w:abstractNum w:abstractNumId="6" w15:restartNumberingAfterBreak="0">
+    <w:nsid w:val="3BF55F8E"/>
+    <w:multiLevelType w:val="multilevel"/>
+    <w:tmpl w:val="47365282"/>
     <w:lvl w:ilvl="0">
       <w:start w:val="1"/>
       <w:numFmt w:val="bullet"/>
@@ -22404,10 +22382,10 @@
       </w:rPr>
     </w:lvl>
   </w:abstractNum>
-  <w:abstractNum w:abstractNumId="9" w15:restartNumberingAfterBreak="0">
-    <w:nsid w:val="4BDF7FCA"/>
+  <w:abstractNum w:abstractNumId="7" w15:restartNumberingAfterBreak="0">
+    <w:nsid w:val="405C589F"/>
     <w:multiLevelType w:val="multilevel"/>
-    <w:tmpl w:val="7C9AAA7C"/>
+    <w:tmpl w:val="42E48FAA"/>
     <w:lvl w:ilvl="0">
       <w:start w:val="1"/>
       <w:numFmt w:val="bullet"/>
@@ -22553,10 +22531,10 @@
       </w:rPr>
     </w:lvl>
   </w:abstractNum>
-  <w:abstractNum w:abstractNumId="10" w15:restartNumberingAfterBreak="0">
-    <w:nsid w:val="51AB6172"/>
+  <w:abstractNum w:abstractNumId="8" w15:restartNumberingAfterBreak="0">
+    <w:nsid w:val="429E6AF0"/>
     <w:multiLevelType w:val="multilevel"/>
-    <w:tmpl w:val="268C24D0"/>
+    <w:tmpl w:val="6B3C6308"/>
     <w:lvl w:ilvl="0">
       <w:start w:val="1"/>
       <w:numFmt w:val="decimal"/>
@@ -22666,10 +22644,236 @@
       </w:pPr>
     </w:lvl>
   </w:abstractNum>
+  <w:abstractNum w:abstractNumId="9" w15:restartNumberingAfterBreak="0">
+    <w:nsid w:val="46C96071"/>
+    <w:multiLevelType w:val="multilevel"/>
+    <w:tmpl w:val="134EF240"/>
+    <w:lvl w:ilvl="0">
+      <w:start w:val="1"/>
+      <w:numFmt w:val="decimal"/>
+      <w:lvlText w:val="%1."/>
+      <w:lvlJc w:val="left"/>
+      <w:pPr>
+        <w:tabs>
+          <w:tab w:val="num" w:pos="720"/>
+        </w:tabs>
+        <w:ind w:left="720" w:hanging="360"/>
+      </w:pPr>
+    </w:lvl>
+    <w:lvl w:ilvl="1" w:tentative="1">
+      <w:start w:val="1"/>
+      <w:numFmt w:val="decimal"/>
+      <w:lvlText w:val="%2."/>
+      <w:lvlJc w:val="left"/>
+      <w:pPr>
+        <w:tabs>
+          <w:tab w:val="num" w:pos="1440"/>
+        </w:tabs>
+        <w:ind w:left="1440" w:hanging="360"/>
+      </w:pPr>
+    </w:lvl>
+    <w:lvl w:ilvl="2" w:tentative="1">
+      <w:start w:val="1"/>
+      <w:numFmt w:val="decimal"/>
+      <w:lvlText w:val="%3."/>
+      <w:lvlJc w:val="left"/>
+      <w:pPr>
+        <w:tabs>
+          <w:tab w:val="num" w:pos="2160"/>
+        </w:tabs>
+        <w:ind w:left="2160" w:hanging="360"/>
+      </w:pPr>
+    </w:lvl>
+    <w:lvl w:ilvl="3" w:tentative="1">
+      <w:start w:val="1"/>
+      <w:numFmt w:val="decimal"/>
+      <w:lvlText w:val="%4."/>
+      <w:lvlJc w:val="left"/>
+      <w:pPr>
+        <w:tabs>
+          <w:tab w:val="num" w:pos="2880"/>
+        </w:tabs>
+        <w:ind w:left="2880" w:hanging="360"/>
+      </w:pPr>
+    </w:lvl>
+    <w:lvl w:ilvl="4" w:tentative="1">
+      <w:start w:val="1"/>
+      <w:numFmt w:val="decimal"/>
+      <w:lvlText w:val="%5."/>
+      <w:lvlJc w:val="left"/>
+      <w:pPr>
+        <w:tabs>
+          <w:tab w:val="num" w:pos="3600"/>
+        </w:tabs>
+        <w:ind w:left="3600" w:hanging="360"/>
+      </w:pPr>
+    </w:lvl>
+    <w:lvl w:ilvl="5" w:tentative="1">
+      <w:start w:val="1"/>
+      <w:numFmt w:val="decimal"/>
+      <w:lvlText w:val="%6."/>
+      <w:lvlJc w:val="left"/>
+      <w:pPr>
+        <w:tabs>
+          <w:tab w:val="num" w:pos="4320"/>
+        </w:tabs>
+        <w:ind w:left="4320" w:hanging="360"/>
+      </w:pPr>
+    </w:lvl>
+    <w:lvl w:ilvl="6" w:tentative="1">
+      <w:start w:val="1"/>
+      <w:numFmt w:val="decimal"/>
+      <w:lvlText w:val="%7."/>
+      <w:lvlJc w:val="left"/>
+      <w:pPr>
+        <w:tabs>
+          <w:tab w:val="num" w:pos="5040"/>
+        </w:tabs>
+        <w:ind w:left="5040" w:hanging="360"/>
+      </w:pPr>
+    </w:lvl>
+    <w:lvl w:ilvl="7" w:tentative="1">
+      <w:start w:val="1"/>
+      <w:numFmt w:val="decimal"/>
+      <w:lvlText w:val="%8."/>
+      <w:lvlJc w:val="left"/>
+      <w:pPr>
+        <w:tabs>
+          <w:tab w:val="num" w:pos="5760"/>
+        </w:tabs>
+        <w:ind w:left="5760" w:hanging="360"/>
+      </w:pPr>
+    </w:lvl>
+    <w:lvl w:ilvl="8" w:tentative="1">
+      <w:start w:val="1"/>
+      <w:numFmt w:val="decimal"/>
+      <w:lvlText w:val="%9."/>
+      <w:lvlJc w:val="left"/>
+      <w:pPr>
+        <w:tabs>
+          <w:tab w:val="num" w:pos="6480"/>
+        </w:tabs>
+        <w:ind w:left="6480" w:hanging="360"/>
+      </w:pPr>
+    </w:lvl>
+  </w:abstractNum>
+  <w:abstractNum w:abstractNumId="10" w15:restartNumberingAfterBreak="0">
+    <w:nsid w:val="57297F14"/>
+    <w:multiLevelType w:val="multilevel"/>
+    <w:tmpl w:val="F384C674"/>
+    <w:lvl w:ilvl="0">
+      <w:start w:val="1"/>
+      <w:numFmt w:val="decimal"/>
+      <w:lvlText w:val="%1."/>
+      <w:lvlJc w:val="left"/>
+      <w:pPr>
+        <w:tabs>
+          <w:tab w:val="num" w:pos="720"/>
+        </w:tabs>
+        <w:ind w:left="720" w:hanging="360"/>
+      </w:pPr>
+    </w:lvl>
+    <w:lvl w:ilvl="1" w:tentative="1">
+      <w:start w:val="1"/>
+      <w:numFmt w:val="decimal"/>
+      <w:lvlText w:val="%2."/>
+      <w:lvlJc w:val="left"/>
+      <w:pPr>
+        <w:tabs>
+          <w:tab w:val="num" w:pos="1440"/>
+        </w:tabs>
+        <w:ind w:left="1440" w:hanging="360"/>
+      </w:pPr>
+    </w:lvl>
+    <w:lvl w:ilvl="2" w:tentative="1">
+      <w:start w:val="1"/>
+      <w:numFmt w:val="decimal"/>
+      <w:lvlText w:val="%3."/>
+      <w:lvlJc w:val="left"/>
+      <w:pPr>
+        <w:tabs>
+          <w:tab w:val="num" w:pos="2160"/>
+        </w:tabs>
+        <w:ind w:left="2160" w:hanging="360"/>
+      </w:pPr>
+    </w:lvl>
+    <w:lvl w:ilvl="3" w:tentative="1">
+      <w:start w:val="1"/>
+      <w:numFmt w:val="decimal"/>
+      <w:lvlText w:val="%4."/>
+      <w:lvlJc w:val="left"/>
+      <w:pPr>
+        <w:tabs>
+          <w:tab w:val="num" w:pos="2880"/>
+        </w:tabs>
+        <w:ind w:left="2880" w:hanging="360"/>
+      </w:pPr>
+    </w:lvl>
+    <w:lvl w:ilvl="4" w:tentative="1">
+      <w:start w:val="1"/>
+      <w:numFmt w:val="decimal"/>
+      <w:lvlText w:val="%5."/>
+      <w:lvlJc w:val="left"/>
+      <w:pPr>
+        <w:tabs>
+          <w:tab w:val="num" w:pos="3600"/>
+        </w:tabs>
+        <w:ind w:left="3600" w:hanging="360"/>
+      </w:pPr>
+    </w:lvl>
+    <w:lvl w:ilvl="5" w:tentative="1">
+      <w:start w:val="1"/>
+      <w:numFmt w:val="decimal"/>
+      <w:lvlText w:val="%6."/>
+      <w:lvlJc w:val="left"/>
+      <w:pPr>
+        <w:tabs>
+          <w:tab w:val="num" w:pos="4320"/>
+        </w:tabs>
+        <w:ind w:left="4320" w:hanging="360"/>
+      </w:pPr>
+    </w:lvl>
+    <w:lvl w:ilvl="6" w:tentative="1">
+      <w:start w:val="1"/>
+      <w:numFmt w:val="decimal"/>
+      <w:lvlText w:val="%7."/>
+      <w:lvlJc w:val="left"/>
+      <w:pPr>
+        <w:tabs>
+          <w:tab w:val="num" w:pos="5040"/>
+        </w:tabs>
+        <w:ind w:left="5040" w:hanging="360"/>
+      </w:pPr>
+    </w:lvl>
+    <w:lvl w:ilvl="7" w:tentative="1">
+      <w:start w:val="1"/>
+      <w:numFmt w:val="decimal"/>
+      <w:lvlText w:val="%8."/>
+      <w:lvlJc w:val="left"/>
+      <w:pPr>
+        <w:tabs>
+          <w:tab w:val="num" w:pos="5760"/>
+        </w:tabs>
+        <w:ind w:left="5760" w:hanging="360"/>
+      </w:pPr>
+    </w:lvl>
+    <w:lvl w:ilvl="8" w:tentative="1">
+      <w:start w:val="1"/>
+      <w:numFmt w:val="decimal"/>
+      <w:lvlText w:val="%9."/>
+      <w:lvlJc w:val="left"/>
+      <w:pPr>
+        <w:tabs>
+          <w:tab w:val="num" w:pos="6480"/>
+        </w:tabs>
+        <w:ind w:left="6480" w:hanging="360"/>
+      </w:pPr>
+    </w:lvl>
+  </w:abstractNum>
   <w:abstractNum w:abstractNumId="11" w15:restartNumberingAfterBreak="0">
-    <w:nsid w:val="54A15A3B"/>
+    <w:nsid w:val="5D486958"/>
     <w:multiLevelType w:val="multilevel"/>
-    <w:tmpl w:val="93DE2130"/>
+    <w:tmpl w:val="31C609A4"/>
     <w:lvl w:ilvl="0">
       <w:start w:val="1"/>
       <w:numFmt w:val="bullet"/>
@@ -22816,122 +23020,9 @@
     </w:lvl>
   </w:abstractNum>
   <w:abstractNum w:abstractNumId="12" w15:restartNumberingAfterBreak="0">
-    <w:nsid w:val="56D023C9"/>
+    <w:nsid w:val="5F271FE6"/>
     <w:multiLevelType w:val="multilevel"/>
-    <w:tmpl w:val="2D686FD6"/>
-    <w:lvl w:ilvl="0">
-      <w:start w:val="1"/>
-      <w:numFmt w:val="decimal"/>
-      <w:lvlText w:val="%1."/>
-      <w:lvlJc w:val="left"/>
-      <w:pPr>
-        <w:tabs>
-          <w:tab w:val="num" w:pos="720"/>
-        </w:tabs>
-        <w:ind w:left="720" w:hanging="360"/>
-      </w:pPr>
-    </w:lvl>
-    <w:lvl w:ilvl="1" w:tentative="1">
-      <w:start w:val="1"/>
-      <w:numFmt w:val="decimal"/>
-      <w:lvlText w:val="%2."/>
-      <w:lvlJc w:val="left"/>
-      <w:pPr>
-        <w:tabs>
-          <w:tab w:val="num" w:pos="1440"/>
-        </w:tabs>
-        <w:ind w:left="1440" w:hanging="360"/>
-      </w:pPr>
-    </w:lvl>
-    <w:lvl w:ilvl="2" w:tentative="1">
-      <w:start w:val="1"/>
-      <w:numFmt w:val="decimal"/>
-      <w:lvlText w:val="%3."/>
-      <w:lvlJc w:val="left"/>
-      <w:pPr>
-        <w:tabs>
-          <w:tab w:val="num" w:pos="2160"/>
-        </w:tabs>
-        <w:ind w:left="2160" w:hanging="360"/>
-      </w:pPr>
-    </w:lvl>
-    <w:lvl w:ilvl="3" w:tentative="1">
-      <w:start w:val="1"/>
-      <w:numFmt w:val="decimal"/>
-      <w:lvlText w:val="%4."/>
-      <w:lvlJc w:val="left"/>
-      <w:pPr>
-        <w:tabs>
-          <w:tab w:val="num" w:pos="2880"/>
-        </w:tabs>
-        <w:ind w:left="2880" w:hanging="360"/>
-      </w:pPr>
-    </w:lvl>
-    <w:lvl w:ilvl="4" w:tentative="1">
-      <w:start w:val="1"/>
-      <w:numFmt w:val="decimal"/>
-      <w:lvlText w:val="%5."/>
-      <w:lvlJc w:val="left"/>
-      <w:pPr>
-        <w:tabs>
-          <w:tab w:val="num" w:pos="3600"/>
-        </w:tabs>
-        <w:ind w:left="3600" w:hanging="360"/>
-      </w:pPr>
-    </w:lvl>
-    <w:lvl w:ilvl="5" w:tentative="1">
-      <w:start w:val="1"/>
-      <w:numFmt w:val="decimal"/>
-      <w:lvlText w:val="%6."/>
-      <w:lvlJc w:val="left"/>
-      <w:pPr>
-        <w:tabs>
-          <w:tab w:val="num" w:pos="4320"/>
-        </w:tabs>
-        <w:ind w:left="4320" w:hanging="360"/>
-      </w:pPr>
-    </w:lvl>
-    <w:lvl w:ilvl="6" w:tentative="1">
-      <w:start w:val="1"/>
-      <w:numFmt w:val="decimal"/>
-      <w:lvlText w:val="%7."/>
-      <w:lvlJc w:val="left"/>
-      <w:pPr>
-        <w:tabs>
-          <w:tab w:val="num" w:pos="5040"/>
-        </w:tabs>
-        <w:ind w:left="5040" w:hanging="360"/>
-      </w:pPr>
-    </w:lvl>
-    <w:lvl w:ilvl="7" w:tentative="1">
-      <w:start w:val="1"/>
-      <w:numFmt w:val="decimal"/>
-      <w:lvlText w:val="%8."/>
-      <w:lvlJc w:val="left"/>
-      <w:pPr>
-        <w:tabs>
-          <w:tab w:val="num" w:pos="5760"/>
-        </w:tabs>
-        <w:ind w:left="5760" w:hanging="360"/>
-      </w:pPr>
-    </w:lvl>
-    <w:lvl w:ilvl="8" w:tentative="1">
-      <w:start w:val="1"/>
-      <w:numFmt w:val="decimal"/>
-      <w:lvlText w:val="%9."/>
-      <w:lvlJc w:val="left"/>
-      <w:pPr>
-        <w:tabs>
-          <w:tab w:val="num" w:pos="6480"/>
-        </w:tabs>
-        <w:ind w:left="6480" w:hanging="360"/>
-      </w:pPr>
-    </w:lvl>
-  </w:abstractNum>
-  <w:abstractNum w:abstractNumId="13" w15:restartNumberingAfterBreak="0">
-    <w:nsid w:val="595D06D4"/>
-    <w:multiLevelType w:val="multilevel"/>
-    <w:tmpl w:val="66E27F78"/>
+    <w:tmpl w:val="CC36D33A"/>
     <w:lvl w:ilvl="0">
       <w:start w:val="1"/>
       <w:numFmt w:val="bullet"/>
@@ -23077,10 +23168,10 @@
       </w:rPr>
     </w:lvl>
   </w:abstractNum>
-  <w:abstractNum w:abstractNumId="14" w15:restartNumberingAfterBreak="0">
-    <w:nsid w:val="5F2D7B7D"/>
+  <w:abstractNum w:abstractNumId="13" w15:restartNumberingAfterBreak="0">
+    <w:nsid w:val="6CCD3674"/>
     <w:multiLevelType w:val="multilevel"/>
-    <w:tmpl w:val="5DE21A90"/>
+    <w:tmpl w:val="7BA01B8A"/>
     <w:lvl w:ilvl="0">
       <w:start w:val="1"/>
       <w:numFmt w:val="bullet"/>
@@ -23226,10 +23317,10 @@
       </w:rPr>
     </w:lvl>
   </w:abstractNum>
-  <w:abstractNum w:abstractNumId="15" w15:restartNumberingAfterBreak="0">
-    <w:nsid w:val="6C997501"/>
+  <w:abstractNum w:abstractNumId="14" w15:restartNumberingAfterBreak="0">
+    <w:nsid w:val="731E25BC"/>
     <w:multiLevelType w:val="multilevel"/>
-    <w:tmpl w:val="DC80CE7A"/>
+    <w:tmpl w:val="A7701970"/>
     <w:lvl w:ilvl="0">
       <w:start w:val="1"/>
       <w:numFmt w:val="decimal"/>
@@ -23339,10 +23430,10 @@
       </w:pPr>
     </w:lvl>
   </w:abstractNum>
-  <w:abstractNum w:abstractNumId="16" w15:restartNumberingAfterBreak="0">
-    <w:nsid w:val="79EE6A43"/>
+  <w:abstractNum w:abstractNumId="15" w15:restartNumberingAfterBreak="0">
+    <w:nsid w:val="766564C8"/>
     <w:multiLevelType w:val="multilevel"/>
-    <w:tmpl w:val="960E025A"/>
+    <w:tmpl w:val="41969B0C"/>
     <w:lvl w:ilvl="0">
       <w:start w:val="1"/>
       <w:numFmt w:val="bullet"/>
@@ -23488,56 +23579,169 @@
       </w:rPr>
     </w:lvl>
   </w:abstractNum>
+  <w:abstractNum w:abstractNumId="16" w15:restartNumberingAfterBreak="0">
+    <w:nsid w:val="7DDC4361"/>
+    <w:multiLevelType w:val="multilevel"/>
+    <w:tmpl w:val="533CAE16"/>
+    <w:lvl w:ilvl="0">
+      <w:start w:val="1"/>
+      <w:numFmt w:val="decimal"/>
+      <w:lvlText w:val="%1."/>
+      <w:lvlJc w:val="left"/>
+      <w:pPr>
+        <w:tabs>
+          <w:tab w:val="num" w:pos="720"/>
+        </w:tabs>
+        <w:ind w:left="720" w:hanging="360"/>
+      </w:pPr>
+    </w:lvl>
+    <w:lvl w:ilvl="1" w:tentative="1">
+      <w:start w:val="1"/>
+      <w:numFmt w:val="decimal"/>
+      <w:lvlText w:val="%2."/>
+      <w:lvlJc w:val="left"/>
+      <w:pPr>
+        <w:tabs>
+          <w:tab w:val="num" w:pos="1440"/>
+        </w:tabs>
+        <w:ind w:left="1440" w:hanging="360"/>
+      </w:pPr>
+    </w:lvl>
+    <w:lvl w:ilvl="2" w:tentative="1">
+      <w:start w:val="1"/>
+      <w:numFmt w:val="decimal"/>
+      <w:lvlText w:val="%3."/>
+      <w:lvlJc w:val="left"/>
+      <w:pPr>
+        <w:tabs>
+          <w:tab w:val="num" w:pos="2160"/>
+        </w:tabs>
+        <w:ind w:left="2160" w:hanging="360"/>
+      </w:pPr>
+    </w:lvl>
+    <w:lvl w:ilvl="3" w:tentative="1">
+      <w:start w:val="1"/>
+      <w:numFmt w:val="decimal"/>
+      <w:lvlText w:val="%4."/>
+      <w:lvlJc w:val="left"/>
+      <w:pPr>
+        <w:tabs>
+          <w:tab w:val="num" w:pos="2880"/>
+        </w:tabs>
+        <w:ind w:left="2880" w:hanging="360"/>
+      </w:pPr>
+    </w:lvl>
+    <w:lvl w:ilvl="4" w:tentative="1">
+      <w:start w:val="1"/>
+      <w:numFmt w:val="decimal"/>
+      <w:lvlText w:val="%5."/>
+      <w:lvlJc w:val="left"/>
+      <w:pPr>
+        <w:tabs>
+          <w:tab w:val="num" w:pos="3600"/>
+        </w:tabs>
+        <w:ind w:left="3600" w:hanging="360"/>
+      </w:pPr>
+    </w:lvl>
+    <w:lvl w:ilvl="5" w:tentative="1">
+      <w:start w:val="1"/>
+      <w:numFmt w:val="decimal"/>
+      <w:lvlText w:val="%6."/>
+      <w:lvlJc w:val="left"/>
+      <w:pPr>
+        <w:tabs>
+          <w:tab w:val="num" w:pos="4320"/>
+        </w:tabs>
+        <w:ind w:left="4320" w:hanging="360"/>
+      </w:pPr>
+    </w:lvl>
+    <w:lvl w:ilvl="6" w:tentative="1">
+      <w:start w:val="1"/>
+      <w:numFmt w:val="decimal"/>
+      <w:lvlText w:val="%7."/>
+      <w:lvlJc w:val="left"/>
+      <w:pPr>
+        <w:tabs>
+          <w:tab w:val="num" w:pos="5040"/>
+        </w:tabs>
+        <w:ind w:left="5040" w:hanging="360"/>
+      </w:pPr>
+    </w:lvl>
+    <w:lvl w:ilvl="7" w:tentative="1">
+      <w:start w:val="1"/>
+      <w:numFmt w:val="decimal"/>
+      <w:lvlText w:val="%8."/>
+      <w:lvlJc w:val="left"/>
+      <w:pPr>
+        <w:tabs>
+          <w:tab w:val="num" w:pos="5760"/>
+        </w:tabs>
+        <w:ind w:left="5760" w:hanging="360"/>
+      </w:pPr>
+    </w:lvl>
+    <w:lvl w:ilvl="8" w:tentative="1">
+      <w:start w:val="1"/>
+      <w:numFmt w:val="decimal"/>
+      <w:lvlText w:val="%9."/>
+      <w:lvlJc w:val="left"/>
+      <w:pPr>
+        <w:tabs>
+          <w:tab w:val="num" w:pos="6480"/>
+        </w:tabs>
+        <w:ind w:left="6480" w:hanging="360"/>
+      </w:pPr>
+    </w:lvl>
+  </w:abstractNum>
   <w:num w:numId="1">
+    <w:abstractNumId w:val="6"/>
+  </w:num>
+  <w:num w:numId="2">
+    <w:abstractNumId w:val="4"/>
+  </w:num>
+  <w:num w:numId="3">
+    <w:abstractNumId w:val="3"/>
+  </w:num>
+  <w:num w:numId="4">
+    <w:abstractNumId w:val="10"/>
+  </w:num>
+  <w:num w:numId="5">
+    <w:abstractNumId w:val="14"/>
+  </w:num>
+  <w:num w:numId="6">
+    <w:abstractNumId w:val="13"/>
+  </w:num>
+  <w:num w:numId="7">
+    <w:abstractNumId w:val="5"/>
+  </w:num>
+  <w:num w:numId="8">
+    <w:abstractNumId w:val="12"/>
+  </w:num>
+  <w:num w:numId="9">
+    <w:abstractNumId w:val="1"/>
+  </w:num>
+  <w:num w:numId="10">
     <w:abstractNumId w:val="7"/>
   </w:num>
-  <w:num w:numId="2">
-    <w:abstractNumId w:val="1"/>
+  <w:num w:numId="11">
+    <w:abstractNumId w:val="16"/>
   </w:num>
-  <w:num w:numId="3">
-    <w:abstractNumId w:val="2"/>
-  </w:num>
-  <w:num w:numId="4">
-    <w:abstractNumId w:val="12"/>
-  </w:num>
-  <w:num w:numId="5">
+  <w:num w:numId="12">
     <w:abstractNumId w:val="15"/>
   </w:num>
-  <w:num w:numId="6">
-    <w:abstractNumId w:val="6"/>
-  </w:num>
-  <w:num w:numId="7">
-    <w:abstractNumId w:val="3"/>
-  </w:num>
-  <w:num w:numId="8">
-    <w:abstractNumId w:val="9"/>
-  </w:num>
-  <w:num w:numId="9">
-    <w:abstractNumId w:val="16"/>
-  </w:num>
-  <w:num w:numId="10">
-    <w:abstractNumId w:val="13"/>
-  </w:num>
-  <w:num w:numId="11">
-    <w:abstractNumId w:val="4"/>
-  </w:num>
-  <w:num w:numId="12">
-    <w:abstractNumId w:val="14"/>
-  </w:num>
   <w:num w:numId="13">
-    <w:abstractNumId w:val="5"/>
+    <w:abstractNumId w:val="8"/>
   </w:num>
   <w:num w:numId="14">
     <w:abstractNumId w:val="11"/>
   </w:num>
   <w:num w:numId="15">
-    <w:abstractNumId w:val="10"/>
+    <w:abstractNumId w:val="2"/>
   </w:num>
   <w:num w:numId="16">
-    <w:abstractNumId w:val="0"/>
+    <w:abstractNumId w:val="9"/>
   </w:num>
   <w:num w:numId="17">
-    <w:abstractNumId w:val="8"/>
+    <w:abstractNumId w:val="0"/>
   </w:num>
 </w:numbering>
 </file>
@@ -24202,7 +24406,7 @@
     <w:link w:val="HeaderChar"/>
     <w:uiPriority w:val="99"/>
     <w:unhideWhenUsed/>
-    <w:rsid w:val="00B46BC7"/>
+    <w:rsid w:val="00770A4C"/>
     <w:pPr>
       <w:tabs>
         <w:tab w:val="center" w:pos="4680"/>
@@ -24215,7 +24419,7 @@
     <w:basedOn w:val="DefaultParagraphFont"/>
     <w:link w:val="Header"/>
     <w:uiPriority w:val="99"/>
-    <w:rsid w:val="00B46BC7"/>
+    <w:rsid w:val="00770A4C"/>
     <w:rPr>
       <w:rFonts w:eastAsiaTheme="minorEastAsia"/>
       <w:sz w:val="24"/>
@@ -24228,7 +24432,7 @@
     <w:link w:val="FooterChar"/>
     <w:uiPriority w:val="99"/>
     <w:unhideWhenUsed/>
-    <w:rsid w:val="00B46BC7"/>
+    <w:rsid w:val="00770A4C"/>
     <w:pPr>
       <w:tabs>
         <w:tab w:val="center" w:pos="4680"/>
@@ -24241,7 +24445,7 @@
     <w:basedOn w:val="DefaultParagraphFont"/>
     <w:link w:val="Footer"/>
     <w:uiPriority w:val="99"/>
-    <w:rsid w:val="00B46BC7"/>
+    <w:rsid w:val="00770A4C"/>
     <w:rPr>
       <w:rFonts w:eastAsiaTheme="minorEastAsia"/>
       <w:sz w:val="24"/>
@@ -24255,7 +24459,7 @@
     <w:autoRedefine/>
     <w:uiPriority w:val="39"/>
     <w:unhideWhenUsed/>
-    <w:rsid w:val="00B46BC7"/>
+    <w:rsid w:val="00770A4C"/>
     <w:pPr>
       <w:spacing w:after="100"/>
     </w:pPr>
@@ -24267,7 +24471,7 @@
     <w:autoRedefine/>
     <w:uiPriority w:val="39"/>
     <w:unhideWhenUsed/>
-    <w:rsid w:val="00B46BC7"/>
+    <w:rsid w:val="00770A4C"/>
     <w:pPr>
       <w:spacing w:after="100"/>
       <w:ind w:left="240"/>
